--- a/klagomål/A 58743-2025 FSC-klagomål.docx
+++ b/klagomål/A 58743-2025 FSC-klagomål.docx
@@ -952,7 +952,7 @@
     <w:r>
       <w:tab/>
       <w:tab/>
-      <w:t>2025-11-26</w:t>
+      <w:t>2025-11-27</w:t>
       <w:br/>
       <w:br/>
     </w:r>

--- a/klagomål/A 58743-2025 FSC-klagomål.docx
+++ b/klagomål/A 58743-2025 FSC-klagomål.docx
@@ -952,7 +952,7 @@
     <w:r>
       <w:tab/>
       <w:tab/>
-      <w:t>2025-11-27</w:t>
+      <w:t>2025-11-28</w:t>
       <w:br/>
       <w:br/>
     </w:r>

--- a/klagomål/A 58743-2025 FSC-klagomål.docx
+++ b/klagomål/A 58743-2025 FSC-klagomål.docx
@@ -952,7 +952,7 @@
     <w:r>
       <w:tab/>
       <w:tab/>
-      <w:t>2025-11-28</w:t>
+      <w:t>2025-11-29</w:t>
       <w:br/>
       <w:br/>
     </w:r>

--- a/klagomål/A 58743-2025 FSC-klagomål.docx
+++ b/klagomål/A 58743-2025 FSC-klagomål.docx
@@ -952,7 +952,7 @@
     <w:r>
       <w:tab/>
       <w:tab/>
-      <w:t>2025-11-29</w:t>
+      <w:t>2025-11-30</w:t>
       <w:br/>
       <w:br/>
     </w:r>

--- a/klagomål/A 58743-2025 FSC-klagomål.docx
+++ b/klagomål/A 58743-2025 FSC-klagomål.docx
@@ -952,7 +952,7 @@
     <w:r>
       <w:tab/>
       <w:tab/>
-      <w:t>2025-11-30</w:t>
+      <w:t>2025-12-01</w:t>
       <w:br/>
       <w:br/>
     </w:r>

--- a/klagomål/A 58743-2025 FSC-klagomål.docx
+++ b/klagomål/A 58743-2025 FSC-klagomål.docx
@@ -952,7 +952,7 @@
     <w:r>
       <w:tab/>
       <w:tab/>
-      <w:t>2025-12-01</w:t>
+      <w:t>2025-12-02</w:t>
       <w:br/>
       <w:br/>
     </w:r>

--- a/klagomål/A 58743-2025 FSC-klagomål.docx
+++ b/klagomål/A 58743-2025 FSC-klagomål.docx
@@ -952,7 +952,7 @@
     <w:r>
       <w:tab/>
       <w:tab/>
-      <w:t>2025-12-02</w:t>
+      <w:t>2025-12-03</w:t>
       <w:br/>
       <w:br/>
     </w:r>

--- a/klagomål/A 58743-2025 FSC-klagomål.docx
+++ b/klagomål/A 58743-2025 FSC-klagomål.docx
@@ -952,7 +952,7 @@
     <w:r>
       <w:tab/>
       <w:tab/>
-      <w:t>2025-12-03</w:t>
+      <w:t>2025-12-04</w:t>
       <w:br/>
       <w:br/>
     </w:r>

--- a/klagomål/A 58743-2025 FSC-klagomål.docx
+++ b/klagomål/A 58743-2025 FSC-klagomål.docx
@@ -952,7 +952,7 @@
     <w:r>
       <w:tab/>
       <w:tab/>
-      <w:t>2025-12-04</w:t>
+      <w:t>2025-12-05</w:t>
       <w:br/>
       <w:br/>
     </w:r>

--- a/klagomål/A 58743-2025 FSC-klagomål.docx
+++ b/klagomål/A 58743-2025 FSC-klagomål.docx
@@ -952,7 +952,7 @@
     <w:r>
       <w:tab/>
       <w:tab/>
-      <w:t>2025-12-05</w:t>
+      <w:t>2025-12-06</w:t>
       <w:br/>
       <w:br/>
     </w:r>

--- a/klagomål/A 58743-2025 FSC-klagomål.docx
+++ b/klagomål/A 58743-2025 FSC-klagomål.docx
@@ -952,7 +952,7 @@
     <w:r>
       <w:tab/>
       <w:tab/>
-      <w:t>2025-12-06</w:t>
+      <w:t>2025-12-07</w:t>
       <w:br/>
       <w:br/>
     </w:r>

--- a/klagomål/A 58743-2025 FSC-klagomål.docx
+++ b/klagomål/A 58743-2025 FSC-klagomål.docx
@@ -952,7 +952,7 @@
     <w:r>
       <w:tab/>
       <w:tab/>
-      <w:t>2025-12-07</w:t>
+      <w:t>2025-12-08</w:t>
       <w:br/>
       <w:br/>
     </w:r>

--- a/klagomål/A 58743-2025 FSC-klagomål.docx
+++ b/klagomål/A 58743-2025 FSC-klagomål.docx
@@ -952,7 +952,7 @@
     <w:r>
       <w:tab/>
       <w:tab/>
-      <w:t>2025-12-08</w:t>
+      <w:t>2025-12-09</w:t>
       <w:br/>
       <w:br/>
     </w:r>

--- a/klagomål/A 58743-2025 FSC-klagomål.docx
+++ b/klagomål/A 58743-2025 FSC-klagomål.docx
@@ -952,7 +952,7 @@
     <w:r>
       <w:tab/>
       <w:tab/>
-      <w:t>2025-12-09</w:t>
+      <w:t>2025-12-10</w:t>
       <w:br/>
       <w:br/>
     </w:r>

--- a/klagomål/A 58743-2025 FSC-klagomål.docx
+++ b/klagomål/A 58743-2025 FSC-klagomål.docx
@@ -952,7 +952,7 @@
     <w:r>
       <w:tab/>
       <w:tab/>
-      <w:t>2025-12-10</w:t>
+      <w:t>2025-12-11</w:t>
       <w:br/>
       <w:br/>
     </w:r>

--- a/klagomål/A 58743-2025 FSC-klagomål.docx
+++ b/klagomål/A 58743-2025 FSC-klagomål.docx
@@ -952,7 +952,7 @@
     <w:r>
       <w:tab/>
       <w:tab/>
-      <w:t>2025-12-11</w:t>
+      <w:t>2025-12-12</w:t>
       <w:br/>
       <w:br/>
     </w:r>

--- a/klagomål/A 58743-2025 FSC-klagomål.docx
+++ b/klagomål/A 58743-2025 FSC-klagomål.docx
@@ -952,7 +952,7 @@
     <w:r>
       <w:tab/>
       <w:tab/>
-      <w:t>2025-12-12</w:t>
+      <w:t>2025-12-13</w:t>
       <w:br/>
       <w:br/>
     </w:r>

--- a/klagomål/A 58743-2025 FSC-klagomål.docx
+++ b/klagomål/A 58743-2025 FSC-klagomål.docx
@@ -952,7 +952,7 @@
     <w:r>
       <w:tab/>
       <w:tab/>
-      <w:t>2025-12-19</w:t>
+      <w:t>2025-12-20</w:t>
       <w:br/>
       <w:br/>
     </w:r>

--- a/klagomål/A 58743-2025 FSC-klagomål.docx
+++ b/klagomål/A 58743-2025 FSC-klagomål.docx
@@ -952,7 +952,7 @@
     <w:r>
       <w:tab/>
       <w:tab/>
-      <w:t>2025-12-20</w:t>
+      <w:t>2025-12-21</w:t>
       <w:br/>
       <w:br/>
     </w:r>

--- a/klagomål/A 58743-2025 FSC-klagomål.docx
+++ b/klagomål/A 58743-2025 FSC-klagomål.docx
@@ -952,7 +952,7 @@
     <w:r>
       <w:tab/>
       <w:tab/>
-      <w:t>2025-12-21</w:t>
+      <w:t>2025-12-22</w:t>
       <w:br/>
       <w:br/>
     </w:r>

--- a/klagomål/A 58743-2025 FSC-klagomål.docx
+++ b/klagomål/A 58743-2025 FSC-klagomål.docx
@@ -952,7 +952,7 @@
     <w:r>
       <w:tab/>
       <w:tab/>
-      <w:t>2025-12-22</w:t>
+      <w:t>2025-12-26</w:t>
       <w:br/>
       <w:br/>
     </w:r>

--- a/klagomål/A 58743-2025 FSC-klagomål.docx
+++ b/klagomål/A 58743-2025 FSC-klagomål.docx
@@ -952,7 +952,7 @@
     <w:r>
       <w:tab/>
       <w:tab/>
-      <w:t>2025-12-26</w:t>
+      <w:t>2025-12-28</w:t>
       <w:br/>
       <w:br/>
     </w:r>

--- a/klagomål/A 58743-2025 FSC-klagomål.docx
+++ b/klagomål/A 58743-2025 FSC-klagomål.docx
@@ -952,7 +952,7 @@
     <w:r>
       <w:tab/>
       <w:tab/>
-      <w:t>2025-12-28</w:t>
+      <w:t>2025-12-29</w:t>
       <w:br/>
       <w:br/>
     </w:r>

--- a/klagomål/A 58743-2025 FSC-klagomål.docx
+++ b/klagomål/A 58743-2025 FSC-klagomål.docx
@@ -952,7 +952,7 @@
     <w:r>
       <w:tab/>
       <w:tab/>
-      <w:t>2025-12-29</w:t>
+      <w:t>2025-12-30</w:t>
       <w:br/>
       <w:br/>
     </w:r>

--- a/klagomål/A 58743-2025 FSC-klagomål.docx
+++ b/klagomål/A 58743-2025 FSC-klagomål.docx
@@ -952,7 +952,7 @@
     <w:r>
       <w:tab/>
       <w:tab/>
-      <w:t>2025-12-30</w:t>
+      <w:t>2025-12-31</w:t>
       <w:br/>
       <w:br/>
     </w:r>

--- a/klagomål/A 58743-2025 FSC-klagomål.docx
+++ b/klagomål/A 58743-2025 FSC-klagomål.docx
@@ -952,7 +952,7 @@
     <w:r>
       <w:tab/>
       <w:tab/>
-      <w:t>2025-12-31</w:t>
+      <w:t>2026-01-03</w:t>
       <w:br/>
       <w:br/>
     </w:r>

--- a/klagomål/A 58743-2025 FSC-klagomål.docx
+++ b/klagomål/A 58743-2025 FSC-klagomål.docx
@@ -952,7 +952,7 @@
     <w:r>
       <w:tab/>
       <w:tab/>
-      <w:t>2026-01-07</w:t>
+      <w:t>2026-01-08</w:t>
       <w:br/>
       <w:br/>
     </w:r>

--- a/klagomål/A 58743-2025 FSC-klagomål.docx
+++ b/klagomål/A 58743-2025 FSC-klagomål.docx
@@ -952,7 +952,7 @@
     <w:r>
       <w:tab/>
       <w:tab/>
-      <w:t>2026-01-08</w:t>
+      <w:t>2026-01-09</w:t>
       <w:br/>
       <w:br/>
     </w:r>

--- a/klagomål/A 58743-2025 FSC-klagomål.docx
+++ b/klagomål/A 58743-2025 FSC-klagomål.docx
@@ -952,7 +952,7 @@
     <w:r>
       <w:tab/>
       <w:tab/>
-      <w:t>2026-01-09</w:t>
+      <w:t>2026-01-10</w:t>
       <w:br/>
       <w:br/>
     </w:r>

--- a/klagomål/A 58743-2025 FSC-klagomål.docx
+++ b/klagomål/A 58743-2025 FSC-klagomål.docx
@@ -952,7 +952,7 @@
     <w:r>
       <w:tab/>
       <w:tab/>
-      <w:t>2026-01-10</w:t>
+      <w:t>2026-01-11</w:t>
       <w:br/>
       <w:br/>
     </w:r>

--- a/klagomål/A 58743-2025 FSC-klagomål.docx
+++ b/klagomål/A 58743-2025 FSC-klagomål.docx
@@ -952,7 +952,7 @@
     <w:r>
       <w:tab/>
       <w:tab/>
-      <w:t>2026-01-11</w:t>
+      <w:t>2026-01-12</w:t>
       <w:br/>
       <w:br/>
     </w:r>

--- a/klagomål/A 58743-2025 FSC-klagomål.docx
+++ b/klagomål/A 58743-2025 FSC-klagomål.docx
@@ -952,7 +952,7 @@
     <w:r>
       <w:tab/>
       <w:tab/>
-      <w:t>2026-01-12</w:t>
+      <w:t>2026-01-13</w:t>
       <w:br/>
       <w:br/>
     </w:r>

--- a/klagomål/A 58743-2025 FSC-klagomål.docx
+++ b/klagomål/A 58743-2025 FSC-klagomål.docx
@@ -952,7 +952,7 @@
     <w:r>
       <w:tab/>
       <w:tab/>
-      <w:t>2026-01-13</w:t>
+      <w:t>2026-01-14</w:t>
       <w:br/>
       <w:br/>
     </w:r>

--- a/klagomål/A 58743-2025 FSC-klagomål.docx
+++ b/klagomål/A 58743-2025 FSC-klagomål.docx
@@ -952,7 +952,7 @@
     <w:r>
       <w:tab/>
       <w:tab/>
-      <w:t>2026-01-14</w:t>
+      <w:t>2026-01-15</w:t>
       <w:br/>
       <w:br/>
     </w:r>

--- a/klagomål/A 58743-2025 FSC-klagomål.docx
+++ b/klagomål/A 58743-2025 FSC-klagomål.docx
@@ -952,7 +952,7 @@
     <w:r>
       <w:tab/>
       <w:tab/>
-      <w:t>2026-01-15</w:t>
+      <w:t>2026-01-16</w:t>
       <w:br/>
       <w:br/>
     </w:r>

--- a/klagomål/A 58743-2025 FSC-klagomål.docx
+++ b/klagomål/A 58743-2025 FSC-klagomål.docx
@@ -952,7 +952,7 @@
     <w:r>
       <w:tab/>
       <w:tab/>
-      <w:t>2026-01-16</w:t>
+      <w:t>2026-01-17</w:t>
       <w:br/>
       <w:br/>
     </w:r>

--- a/klagomål/A 58743-2025 FSC-klagomål.docx
+++ b/klagomål/A 58743-2025 FSC-klagomål.docx
@@ -952,7 +952,7 @@
     <w:r>
       <w:tab/>
       <w:tab/>
-      <w:t>2026-01-17</w:t>
+      <w:t>2026-01-18</w:t>
       <w:br/>
       <w:br/>
     </w:r>

--- a/klagomål/A 58743-2025 FSC-klagomål.docx
+++ b/klagomål/A 58743-2025 FSC-klagomål.docx
@@ -952,7 +952,7 @@
     <w:r>
       <w:tab/>
       <w:tab/>
-      <w:t>2026-01-18</w:t>
+      <w:t>2026-01-19</w:t>
       <w:br/>
       <w:br/>
     </w:r>

--- a/klagomål/A 58743-2025 FSC-klagomål.docx
+++ b/klagomål/A 58743-2025 FSC-klagomål.docx
@@ -952,7 +952,7 @@
     <w:r>
       <w:tab/>
       <w:tab/>
-      <w:t>2026-01-19</w:t>
+      <w:t>2026-01-20</w:t>
       <w:br/>
       <w:br/>
     </w:r>

--- a/klagomål/A 58743-2025 FSC-klagomål.docx
+++ b/klagomål/A 58743-2025 FSC-klagomål.docx
@@ -952,7 +952,7 @@
     <w:r>
       <w:tab/>
       <w:tab/>
-      <w:t>2026-01-20</w:t>
+      <w:t>2026-01-21</w:t>
       <w:br/>
       <w:br/>
     </w:r>

--- a/klagomål/A 58743-2025 FSC-klagomål.docx
+++ b/klagomål/A 58743-2025 FSC-klagomål.docx
@@ -952,7 +952,7 @@
     <w:r>
       <w:tab/>
       <w:tab/>
-      <w:t>2026-01-21</w:t>
+      <w:t>2026-01-23</w:t>
       <w:br/>
       <w:br/>
     </w:r>

--- a/klagomål/A 58743-2025 FSC-klagomål.docx
+++ b/klagomål/A 58743-2025 FSC-klagomål.docx
@@ -952,7 +952,7 @@
     <w:r>
       <w:tab/>
       <w:tab/>
-      <w:t>2026-01-23</w:t>
+      <w:t>2026-01-24</w:t>
       <w:br/>
       <w:br/>
     </w:r>

--- a/klagomål/A 58743-2025 FSC-klagomål.docx
+++ b/klagomål/A 58743-2025 FSC-klagomål.docx
@@ -952,7 +952,7 @@
     <w:r>
       <w:tab/>
       <w:tab/>
-      <w:t>2026-01-24</w:t>
+      <w:t>2026-01-25</w:t>
       <w:br/>
       <w:br/>
     </w:r>

--- a/klagomål/A 58743-2025 FSC-klagomål.docx
+++ b/klagomål/A 58743-2025 FSC-klagomål.docx
@@ -952,7 +952,7 @@
     <w:r>
       <w:tab/>
       <w:tab/>
-      <w:t>2026-01-25</w:t>
+      <w:t>2026-01-26</w:t>
       <w:br/>
       <w:br/>
     </w:r>

--- a/klagomål/A 58743-2025 FSC-klagomål.docx
+++ b/klagomål/A 58743-2025 FSC-klagomål.docx
@@ -952,7 +952,7 @@
     <w:r>
       <w:tab/>
       <w:tab/>
-      <w:t>2026-01-26</w:t>
+      <w:t>2026-01-27</w:t>
       <w:br/>
       <w:br/>
     </w:r>

--- a/klagomål/A 58743-2025 FSC-klagomål.docx
+++ b/klagomål/A 58743-2025 FSC-klagomål.docx
@@ -952,7 +952,7 @@
     <w:r>
       <w:tab/>
       <w:tab/>
-      <w:t>2026-01-27</w:t>
+      <w:t>2026-01-28</w:t>
       <w:br/>
       <w:br/>
     </w:r>

--- a/klagomål/A 58743-2025 FSC-klagomål.docx
+++ b/klagomål/A 58743-2025 FSC-klagomål.docx
@@ -1011,7 +1011,7 @@
     <w:r>
       <w:tab/>
       <w:tab/>
-      <w:t>2026-03-01</w:t>
+      <w:t>2026-03-02</w:t>
       <w:br/>
       <w:br/>
     </w:r>

--- a/klagomål/A 58743-2025 FSC-klagomål.docx
+++ b/klagomål/A 58743-2025 FSC-klagomål.docx
@@ -1011,7 +1011,7 @@
     <w:r>
       <w:tab/>
       <w:tab/>
-      <w:t>2026-03-02</w:t>
+      <w:t>2026-03-03</w:t>
       <w:br/>
       <w:br/>
     </w:r>

--- a/klagomål/A 58743-2025 FSC-klagomål.docx
+++ b/klagomål/A 58743-2025 FSC-klagomål.docx
@@ -1011,7 +1011,7 @@
     <w:r>
       <w:tab/>
       <w:tab/>
-      <w:t>2026-03-03</w:t>
+      <w:t>2026-03-04</w:t>
       <w:br/>
       <w:br/>
     </w:r>

--- a/klagomål/A 58743-2025 FSC-klagomål.docx
+++ b/klagomål/A 58743-2025 FSC-klagomål.docx
@@ -1011,7 +1011,7 @@
     <w:r>
       <w:tab/>
       <w:tab/>
-      <w:t>2026-03-04</w:t>
+      <w:t>2026-03-05</w:t>
       <w:br/>
       <w:br/>
     </w:r>

--- a/klagomål/A 58743-2025 FSC-klagomål.docx
+++ b/klagomål/A 58743-2025 FSC-klagomål.docx
@@ -1011,7 +1011,7 @@
     <w:r>
       <w:tab/>
       <w:tab/>
-      <w:t>2026-03-05</w:t>
+      <w:t>2026-03-06</w:t>
       <w:br/>
       <w:br/>
     </w:r>

--- a/klagomål/A 58743-2025 FSC-klagomål.docx
+++ b/klagomål/A 58743-2025 FSC-klagomål.docx
@@ -1011,7 +1011,7 @@
     <w:r>
       <w:tab/>
       <w:tab/>
-      <w:t>2026-03-06</w:t>
+      <w:t>2026-03-07</w:t>
       <w:br/>
       <w:br/>
     </w:r>

--- a/klagomål/A 58743-2025 FSC-klagomål.docx
+++ b/klagomål/A 58743-2025 FSC-klagomål.docx
@@ -1011,7 +1011,7 @@
     <w:r>
       <w:tab/>
       <w:tab/>
-      <w:t>2026-03-07</w:t>
+      <w:t>2026-03-08</w:t>
       <w:br/>
       <w:br/>
     </w:r>

--- a/klagomål/A 58743-2025 FSC-klagomål.docx
+++ b/klagomål/A 58743-2025 FSC-klagomål.docx
@@ -1011,7 +1011,7 @@
     <w:r>
       <w:tab/>
       <w:tab/>
-      <w:t>2026-03-08</w:t>
+      <w:t>2026-03-09</w:t>
       <w:br/>
       <w:br/>
     </w:r>

--- a/klagomål/A 58743-2025 FSC-klagomål.docx
+++ b/klagomål/A 58743-2025 FSC-klagomål.docx
@@ -1011,7 +1011,7 @@
     <w:r>
       <w:tab/>
       <w:tab/>
-      <w:t>2026-03-09</w:t>
+      <w:t>2026-03-10</w:t>
       <w:br/>
       <w:br/>
     </w:r>

--- a/klagomål/A 58743-2025 FSC-klagomål.docx
+++ b/klagomål/A 58743-2025 FSC-klagomål.docx
@@ -1011,7 +1011,7 @@
     <w:r>
       <w:tab/>
       <w:tab/>
-      <w:t>2026-03-10</w:t>
+      <w:t>2026-03-11</w:t>
       <w:br/>
       <w:br/>
     </w:r>

--- a/klagomål/A 58743-2025 FSC-klagomål.docx
+++ b/klagomål/A 58743-2025 FSC-klagomål.docx
@@ -1011,7 +1011,7 @@
     <w:r>
       <w:tab/>
       <w:tab/>
-      <w:t>2026-03-11</w:t>
+      <w:t>2026-03-12</w:t>
       <w:br/>
       <w:br/>
     </w:r>

--- a/klagomål/A 58743-2025 FSC-klagomål.docx
+++ b/klagomål/A 58743-2025 FSC-klagomål.docx
@@ -1011,7 +1011,7 @@
     <w:r>
       <w:tab/>
       <w:tab/>
-      <w:t>2026-03-12</w:t>
+      <w:t>2026-03-13</w:t>
       <w:br/>
       <w:br/>
     </w:r>

--- a/klagomål/A 58743-2025 FSC-klagomål.docx
+++ b/klagomål/A 58743-2025 FSC-klagomål.docx
@@ -1011,7 +1011,7 @@
     <w:r>
       <w:tab/>
       <w:tab/>
-      <w:t>2026-03-13</w:t>
+      <w:t>2026-03-16</w:t>
       <w:br/>
       <w:br/>
     </w:r>

--- a/klagomål/A 58743-2025 FSC-klagomål.docx
+++ b/klagomål/A 58743-2025 FSC-klagomål.docx
@@ -1011,7 +1011,7 @@
     <w:r>
       <w:tab/>
       <w:tab/>
-      <w:t>2026-03-16</w:t>
+      <w:t>2026-03-17</w:t>
       <w:br/>
       <w:br/>
     </w:r>

--- a/klagomål/A 58743-2025 FSC-klagomål.docx
+++ b/klagomål/A 58743-2025 FSC-klagomål.docx
@@ -1011,7 +1011,7 @@
     <w:r>
       <w:tab/>
       <w:tab/>
-      <w:t>2026-03-17</w:t>
+      <w:t>2026-03-18</w:t>
       <w:br/>
       <w:br/>
     </w:r>

--- a/klagomål/A 58743-2025 FSC-klagomål.docx
+++ b/klagomål/A 58743-2025 FSC-klagomål.docx
@@ -1011,7 +1011,7 @@
     <w:r>
       <w:tab/>
       <w:tab/>
-      <w:t>2026-03-18</w:t>
+      <w:t>2026-03-19</w:t>
       <w:br/>
       <w:br/>
     </w:r>

--- a/klagomål/A 58743-2025 FSC-klagomål.docx
+++ b/klagomål/A 58743-2025 FSC-klagomål.docx
@@ -1011,7 +1011,7 @@
     <w:r>
       <w:tab/>
       <w:tab/>
-      <w:t>2026-03-19</w:t>
+      <w:t>2026-03-20</w:t>
       <w:br/>
       <w:br/>
     </w:r>

--- a/klagomål/A 58743-2025 FSC-klagomål.docx
+++ b/klagomål/A 58743-2025 FSC-klagomål.docx
@@ -1011,7 +1011,7 @@
     <w:r>
       <w:tab/>
       <w:tab/>
-      <w:t>2026-03-20</w:t>
+      <w:t>2026-03-21</w:t>
       <w:br/>
       <w:br/>
     </w:r>

--- a/klagomål/A 58743-2025 FSC-klagomål.docx
+++ b/klagomål/A 58743-2025 FSC-klagomål.docx
@@ -1011,7 +1011,7 @@
     <w:r>
       <w:tab/>
       <w:tab/>
-      <w:t>2026-03-21</w:t>
+      <w:t>2026-03-22</w:t>
       <w:br/>
       <w:br/>
     </w:r>

--- a/klagomål/A 58743-2025 FSC-klagomål.docx
+++ b/klagomål/A 58743-2025 FSC-klagomål.docx
@@ -1011,7 +1011,7 @@
     <w:r>
       <w:tab/>
       <w:tab/>
-      <w:t>2026-03-22</w:t>
+      <w:t>2026-03-23</w:t>
       <w:br/>
       <w:br/>
     </w:r>

--- a/klagomål/A 58743-2025 FSC-klagomål.docx
+++ b/klagomål/A 58743-2025 FSC-klagomål.docx
@@ -1011,7 +1011,7 @@
     <w:r>
       <w:tab/>
       <w:tab/>
-      <w:t>2026-03-23</w:t>
+      <w:t>2026-03-24</w:t>
       <w:br/>
       <w:br/>
     </w:r>

--- a/klagomål/A 58743-2025 FSC-klagomål.docx
+++ b/klagomål/A 58743-2025 FSC-klagomål.docx
@@ -1011,7 +1011,7 @@
     <w:r>
       <w:tab/>
       <w:tab/>
-      <w:t>2026-03-24</w:t>
+      <w:t>2026-03-25</w:t>
       <w:br/>
       <w:br/>
     </w:r>

--- a/klagomål/A 58743-2025 FSC-klagomål.docx
+++ b/klagomål/A 58743-2025 FSC-klagomål.docx
@@ -1011,7 +1011,7 @@
     <w:r>
       <w:tab/>
       <w:tab/>
-      <w:t>2026-03-25</w:t>
+      <w:t>2026-03-26</w:t>
       <w:br/>
       <w:br/>
     </w:r>

--- a/klagomål/A 58743-2025 FSC-klagomål.docx
+++ b/klagomål/A 58743-2025 FSC-klagomål.docx
@@ -1011,7 +1011,7 @@
     <w:r>
       <w:tab/>
       <w:tab/>
-      <w:t>2026-03-26</w:t>
+      <w:t>2026-03-27</w:t>
       <w:br/>
       <w:br/>
     </w:r>

--- a/klagomål/A 58743-2025 FSC-klagomål.docx
+++ b/klagomål/A 58743-2025 FSC-klagomål.docx
@@ -1011,7 +1011,7 @@
     <w:r>
       <w:tab/>
       <w:tab/>
-      <w:t>2026-03-27</w:t>
+      <w:t>2026-03-28</w:t>
       <w:br/>
       <w:br/>
     </w:r>

--- a/klagomål/A 58743-2025 FSC-klagomål.docx
+++ b/klagomål/A 58743-2025 FSC-klagomål.docx
@@ -1011,7 +1011,7 @@
     <w:r>
       <w:tab/>
       <w:tab/>
-      <w:t>2026-03-28</w:t>
+      <w:t>2026-03-29</w:t>
       <w:br/>
       <w:br/>
     </w:r>

--- a/klagomål/A 58743-2025 FSC-klagomål.docx
+++ b/klagomål/A 58743-2025 FSC-klagomål.docx
@@ -1011,7 +1011,7 @@
     <w:r>
       <w:tab/>
       <w:tab/>
-      <w:t>2026-03-29</w:t>
+      <w:t>2026-03-30</w:t>
       <w:br/>
       <w:br/>
     </w:r>

--- a/klagomål/A 58743-2025 FSC-klagomål.docx
+++ b/klagomål/A 58743-2025 FSC-klagomål.docx
@@ -1011,7 +1011,7 @@
     <w:r>
       <w:tab/>
       <w:tab/>
-      <w:t>2026-03-30</w:t>
+      <w:t>2026-03-31</w:t>
       <w:br/>
       <w:br/>
     </w:r>

--- a/klagomål/A 58743-2025 FSC-klagomål.docx
+++ b/klagomål/A 58743-2025 FSC-klagomål.docx
@@ -1011,7 +1011,7 @@
     <w:r>
       <w:tab/>
       <w:tab/>
-      <w:t>2026-03-31</w:t>
+      <w:t>2026-04-01</w:t>
       <w:br/>
       <w:br/>
     </w:r>

--- a/klagomål/A 58743-2025 FSC-klagomål.docx
+++ b/klagomål/A 58743-2025 FSC-klagomål.docx
@@ -1011,7 +1011,7 @@
     <w:r>
       <w:tab/>
       <w:tab/>
-      <w:t>2026-04-01</w:t>
+      <w:t>2026-04-02</w:t>
       <w:br/>
       <w:br/>
     </w:r>

--- a/klagomål/A 58743-2025 FSC-klagomål.docx
+++ b/klagomål/A 58743-2025 FSC-klagomål.docx
@@ -1011,7 +1011,7 @@
     <w:r>
       <w:tab/>
       <w:tab/>
-      <w:t>2026-04-02</w:t>
+      <w:t>2026-04-03</w:t>
       <w:br/>
       <w:br/>
     </w:r>

--- a/klagomål/A 58743-2025 FSC-klagomål.docx
+++ b/klagomål/A 58743-2025 FSC-klagomål.docx
@@ -1011,7 +1011,7 @@
     <w:r>
       <w:tab/>
       <w:tab/>
-      <w:t>2026-04-03</w:t>
+      <w:t>2026-04-04</w:t>
       <w:br/>
       <w:br/>
     </w:r>

--- a/klagomål/A 58743-2025 FSC-klagomål.docx
+++ b/klagomål/A 58743-2025 FSC-klagomål.docx
@@ -1011,7 +1011,7 @@
     <w:r>
       <w:tab/>
       <w:tab/>
-      <w:t>2026-04-04</w:t>
+      <w:t>2026-04-05</w:t>
       <w:br/>
       <w:br/>
     </w:r>

--- a/klagomål/A 58743-2025 FSC-klagomål.docx
+++ b/klagomål/A 58743-2025 FSC-klagomål.docx
@@ -1011,7 +1011,7 @@
     <w:r>
       <w:tab/>
       <w:tab/>
-      <w:t>2026-04-14</w:t>
+      <w:t>2026-04-15</w:t>
       <w:br/>
       <w:br/>
     </w:r>

--- a/klagomål/A 58743-2025 FSC-klagomål.docx
+++ b/klagomål/A 58743-2025 FSC-klagomål.docx
@@ -1011,7 +1011,7 @@
     <w:r>
       <w:tab/>
       <w:tab/>
-      <w:t>2026-04-15</w:t>
+      <w:t>2026-04-16</w:t>
       <w:br/>
       <w:br/>
     </w:r>

--- a/klagomål/A 58743-2025 FSC-klagomål.docx
+++ b/klagomål/A 58743-2025 FSC-klagomål.docx
@@ -1011,7 +1011,7 @@
     <w:r>
       <w:tab/>
       <w:tab/>
-      <w:t>2026-04-16</w:t>
+      <w:t>2026-04-17</w:t>
       <w:br/>
       <w:br/>
     </w:r>

--- a/klagomål/A 58743-2025 FSC-klagomål.docx
+++ b/klagomål/A 58743-2025 FSC-klagomål.docx
@@ -1011,7 +1011,7 @@
     <w:r>
       <w:tab/>
       <w:tab/>
-      <w:t>2026-04-17</w:t>
+      <w:t>2026-04-18</w:t>
       <w:br/>
       <w:br/>
     </w:r>

--- a/klagomål/A 58743-2025 FSC-klagomål.docx
+++ b/klagomål/A 58743-2025 FSC-klagomål.docx
@@ -1011,7 +1011,7 @@
     <w:r>
       <w:tab/>
       <w:tab/>
-      <w:t>2026-04-18</w:t>
+      <w:t>2026-04-19</w:t>
       <w:br/>
       <w:br/>
     </w:r>

--- a/klagomål/A 58743-2025 FSC-klagomål.docx
+++ b/klagomål/A 58743-2025 FSC-klagomål.docx
@@ -1011,7 +1011,7 @@
     <w:r>
       <w:tab/>
       <w:tab/>
-      <w:t>2026-04-19</w:t>
+      <w:t>2026-04-20</w:t>
       <w:br/>
       <w:br/>
     </w:r>

--- a/klagomål/A 58743-2025 FSC-klagomål.docx
+++ b/klagomål/A 58743-2025 FSC-klagomål.docx
@@ -1011,7 +1011,7 @@
     <w:r>
       <w:tab/>
       <w:tab/>
-      <w:t>2026-04-20</w:t>
+      <w:t>2026-04-21</w:t>
       <w:br/>
       <w:br/>
     </w:r>

--- a/klagomål/A 58743-2025 FSC-klagomål.docx
+++ b/klagomål/A 58743-2025 FSC-klagomål.docx
@@ -1011,7 +1011,7 @@
     <w:r>
       <w:tab/>
       <w:tab/>
-      <w:t>2026-04-21</w:t>
+      <w:t>2026-04-22</w:t>
       <w:br/>
       <w:br/>
     </w:r>

--- a/klagomål/A 58743-2025 FSC-klagomål.docx
+++ b/klagomål/A 58743-2025 FSC-klagomål.docx
@@ -1011,7 +1011,7 @@
     <w:r>
       <w:tab/>
       <w:tab/>
-      <w:t>2026-04-22</w:t>
+      <w:t>2026-04-23</w:t>
       <w:br/>
       <w:br/>
     </w:r>

--- a/klagomål/A 58743-2025 FSC-klagomål.docx
+++ b/klagomål/A 58743-2025 FSC-klagomål.docx
@@ -1011,7 +1011,7 @@
     <w:r>
       <w:tab/>
       <w:tab/>
-      <w:t>2026-04-23</w:t>
+      <w:t>2026-04-24</w:t>
       <w:br/>
       <w:br/>
     </w:r>

--- a/klagomål/A 58743-2025 FSC-klagomål.docx
+++ b/klagomål/A 58743-2025 FSC-klagomål.docx
@@ -1011,7 +1011,7 @@
     <w:r>
       <w:tab/>
       <w:tab/>
-      <w:t>2026-04-24</w:t>
+      <w:t>2026-04-25</w:t>
       <w:br/>
       <w:br/>
     </w:r>

--- a/klagomål/A 58743-2025 FSC-klagomål.docx
+++ b/klagomål/A 58743-2025 FSC-klagomål.docx
@@ -1011,7 +1011,7 @@
     <w:r>
       <w:tab/>
       <w:tab/>
-      <w:t>2026-04-25</w:t>
+      <w:t>2026-04-26</w:t>
       <w:br/>
       <w:br/>
     </w:r>

--- a/klagomål/A 58743-2025 FSC-klagomål.docx
+++ b/klagomål/A 58743-2025 FSC-klagomål.docx
@@ -1011,7 +1011,7 @@
     <w:r>
       <w:tab/>
       <w:tab/>
-      <w:t>2026-04-26</w:t>
+      <w:t>2026-04-27</w:t>
       <w:br/>
       <w:br/>
     </w:r>

--- a/klagomål/A 58743-2025 FSC-klagomål.docx
+++ b/klagomål/A 58743-2025 FSC-klagomål.docx
@@ -1011,7 +1011,7 @@
     <w:r>
       <w:tab/>
       <w:tab/>
-      <w:t>2026-04-27</w:t>
+      <w:t>2026-04-28</w:t>
       <w:br/>
       <w:br/>
     </w:r>

--- a/klagomål/A 58743-2025 FSC-klagomål.docx
+++ b/klagomål/A 58743-2025 FSC-klagomål.docx
@@ -1011,7 +1011,7 @@
     <w:r>
       <w:tab/>
       <w:tab/>
-      <w:t>2026-04-28</w:t>
+      <w:t>2026-04-29</w:t>
       <w:br/>
       <w:br/>
     </w:r>

--- a/klagomål/A 58743-2025 FSC-klagomål.docx
+++ b/klagomål/A 58743-2025 FSC-klagomål.docx
@@ -1011,7 +1011,7 @@
     <w:r>
       <w:tab/>
       <w:tab/>
-      <w:t>2026-04-29</w:t>
+      <w:t>2026-04-30</w:t>
       <w:br/>
       <w:br/>
     </w:r>

--- a/klagomål/A 58743-2025 FSC-klagomål.docx
+++ b/klagomål/A 58743-2025 FSC-klagomål.docx
@@ -1011,7 +1011,7 @@
     <w:r>
       <w:tab/>
       <w:tab/>
-      <w:t>2026-04-30</w:t>
+      <w:t>2026-05-01</w:t>
       <w:br/>
       <w:br/>
     </w:r>

--- a/klagomål/A 58743-2025 FSC-klagomål.docx
+++ b/klagomål/A 58743-2025 FSC-klagomål.docx
@@ -1011,7 +1011,7 @@
     <w:r>
       <w:tab/>
       <w:tab/>
-      <w:t>2026-05-01</w:t>
+      <w:t>2026-05-02</w:t>
       <w:br/>
       <w:br/>
     </w:r>

--- a/klagomål/A 58743-2025 FSC-klagomål.docx
+++ b/klagomål/A 58743-2025 FSC-klagomål.docx
@@ -1011,7 +1011,7 @@
     <w:r>
       <w:tab/>
       <w:tab/>
-      <w:t>2026-05-02</w:t>
+      <w:t>2026-05-03</w:t>
       <w:br/>
       <w:br/>
     </w:r>

--- a/klagomål/A 58743-2025 FSC-klagomål.docx
+++ b/klagomål/A 58743-2025 FSC-klagomål.docx
@@ -1011,7 +1011,7 @@
     <w:r>
       <w:tab/>
       <w:tab/>
-      <w:t>2026-05-03</w:t>
+      <w:t>2026-05-04</w:t>
       <w:br/>
       <w:br/>
     </w:r>

--- a/klagomål/A 58743-2025 FSC-klagomål.docx
+++ b/klagomål/A 58743-2025 FSC-klagomål.docx
@@ -1011,7 +1011,7 @@
     <w:r>
       <w:tab/>
       <w:tab/>
-      <w:t>2026-06-15</w:t>
+      <w:t>2026-06-16</w:t>
       <w:br/>
       <w:br/>
     </w:r>

--- a/klagomål/A 58743-2025 FSC-klagomål.docx
+++ b/klagomål/A 58743-2025 FSC-klagomål.docx
@@ -1011,7 +1011,7 @@
     <w:r>
       <w:tab/>
       <w:tab/>
-      <w:t>2026-06-16</w:t>
+      <w:t>2026-06-17</w:t>
       <w:br/>
       <w:br/>
     </w:r>

--- a/klagomål/A 58743-2025 FSC-klagomål.docx
+++ b/klagomål/A 58743-2025 FSC-klagomål.docx
@@ -1,6 +1,6 @@
 
 <file path=word/document.xml><?xml version="1.0" encoding="utf-8"?>
-<w:document xmlns:wpc="http://schemas.microsoft.com/office/word/2010/wordprocessingCanvas" xmlns:cx="http://schemas.microsoft.com/office/drawing/2014/chartex" xmlns:cx1="http://schemas.microsoft.com/office/drawing/2015/9/8/chartex" xmlns:cx2="http://schemas.microsoft.com/office/drawing/2015/10/21/chartex" xmlns:cx3="http://schemas.microsoft.com/office/drawing/2016/5/9/chartex" xmlns:cx4="http://schemas.microsoft.com/office/drawing/2016/5/10/chartex" xmlns:cx5="http://schemas.microsoft.com/office/drawing/2016/5/11/chartex" xmlns:cx6="http://schemas.microsoft.com/office/drawing/2016/5/12/chartex" xmlns:cx7="http://schemas.microsoft.com/office/drawing/2016/5/13/chartex" xmlns:cx8="http://schemas.microsoft.com/office/drawing/2016/5/14/chartex" xmlns:mc="http://schemas.openxmlformats.org/markup-compatibility/2006" xmlns:aink="http://schemas.microsoft.com/office/drawing/2016/ink" xmlns:am3d="http://schemas.microsoft.com/office/drawing/2017/model3d" xmlns:o="urn:schemas-microsoft-com:office:office" xmlns:oel="http://schemas.microsoft.com/office/2019/extlst" xmlns:r="http://schemas.openxmlformats.org/officeDocument/2006/relationships" xmlns:m="http://schemas.openxmlformats.org/officeDocument/2006/math" xmlns:v="urn:schemas-microsoft-com:vml" xmlns:wp14="http://schemas.microsoft.com/office/word/2010/wordprocessingDrawing" xmlns:wp="http://schemas.openxmlformats.org/drawingml/2006/wordprocessingDrawing" xmlns:w10="urn:schemas-microsoft-com:office:word" xmlns:w="http://schemas.openxmlformats.org/wordprocessingml/2006/main" xmlns:w14="http://schemas.microsoft.com/office/word/2010/wordml" xmlns:w15="http://schemas.microsoft.com/office/word/2012/wordml" xmlns:w16cex="http://schemas.microsoft.com/office/word/2018/wordml/cex" xmlns:w16cid="http://schemas.microsoft.com/office/word/2016/wordml/cid" xmlns:w16="http://schemas.microsoft.com/office/word/2018/wordml" xmlns:w16sdtdh="http://schemas.microsoft.com/office/word/2020/wordml/sdtdatahash" xmlns:w16se="http://schemas.microsoft.com/office/word/2015/wordml/symex" xmlns:wpg="http://schemas.microsoft.com/office/word/2010/wordprocessingGroup" xmlns:wpi="http://schemas.microsoft.com/office/word/2010/wordprocessingInk" xmlns:wne="http://schemas.microsoft.com/office/word/2006/wordml" xmlns:wps="http://schemas.microsoft.com/office/word/2010/wordprocessingShape" mc:Ignorable="w14 w15 w16se w16cid w16 w16cex w16sdtdh wp14">
+<w:document xmlns:wpc="http://schemas.microsoft.com/office/word/2010/wordprocessingCanvas" xmlns:cx="http://schemas.microsoft.com/office/drawing/2014/chartex" xmlns:cx1="http://schemas.microsoft.com/office/drawing/2015/9/8/chartex" xmlns:cx2="http://schemas.microsoft.com/office/drawing/2015/10/21/chartex" xmlns:cx3="http://schemas.microsoft.com/office/drawing/2016/5/9/chartex" xmlns:cx4="http://schemas.microsoft.com/office/drawing/2016/5/10/chartex" xmlns:cx5="http://schemas.microsoft.com/office/drawing/2016/5/11/chartex" xmlns:cx6="http://schemas.microsoft.com/office/drawing/2016/5/12/chartex" xmlns:cx7="http://schemas.microsoft.com/office/drawing/2016/5/13/chartex" xmlns:cx8="http://schemas.microsoft.com/office/drawing/2016/5/14/chartex" xmlns:mc="http://schemas.openxmlformats.org/markup-compatibility/2006" xmlns:aink="http://schemas.microsoft.com/office/drawing/2016/ink" xmlns:am3d="http://schemas.microsoft.com/office/drawing/2017/model3d" xmlns:o="urn:schemas-microsoft-com:office:office" xmlns:oel="http://schemas.microsoft.com/office/2019/extlst" xmlns:r="http://schemas.openxmlformats.org/officeDocument/2006/relationships" xmlns:m="http://schemas.openxmlformats.org/officeDocument/2006/math" xmlns:v="urn:schemas-microsoft-com:vml" xmlns:wp14="http://schemas.microsoft.com/office/word/2010/wordprocessingDrawing" xmlns:wp="http://schemas.openxmlformats.org/drawingml/2006/wordprocessingDrawing" xmlns:w10="urn:schemas-microsoft-com:office:word" xmlns:w="http://schemas.openxmlformats.org/wordprocessingml/2006/main" xmlns:w14="http://schemas.microsoft.com/office/word/2010/wordml" xmlns:w15="http://schemas.microsoft.com/office/word/2012/wordml" xmlns:w16cex="http://schemas.microsoft.com/office/word/2018/wordml/cex" xmlns:w16cid="http://schemas.microsoft.com/office/word/2016/wordml/cid" xmlns:w16="http://schemas.microsoft.com/office/word/2018/wordml" xmlns:w16du="http://schemas.microsoft.com/office/word/2023/wordml/word16du" xmlns:w16sdtdh="http://schemas.microsoft.com/office/word/2020/wordml/sdtdatahash" xmlns:w16sdtfl="http://schemas.microsoft.com/office/word/2024/wordml/sdtformatlock" xmlns:w16se="http://schemas.microsoft.com/office/word/2015/wordml/symex" xmlns:wpg="http://schemas.microsoft.com/office/word/2010/wordprocessingGroup" xmlns:wpi="http://schemas.microsoft.com/office/word/2010/wordprocessingInk" xmlns:wne="http://schemas.microsoft.com/office/word/2006/wordml" xmlns:wps="http://schemas.microsoft.com/office/word/2010/wordprocessingShape" mc:Ignorable="w14 w15 w16se w16cid w16 w16cex w16sdtdh w16sdtfl w16du wp14">
   <w:body>
     <w:p>
       <w:r>
@@ -168,7 +168,7 @@
     </w:p>
     <w:p>
       <w:r>
-        <w:t>Detta dokument behandlar höga naturvärden i avverkningsanmälan A 58743-2025 i Jokkmokks kommun. Denna avverkningsanmälan inkom 2025-11-25 15:15:51 och omfattar 3,2 ha.</w:t>
+        <w:t>Detta dokument behandlar höga naturvärden i avverkningsanmälan A 58743-2025 i Jokkmokks kommun som inkom 2025-11-25 och omfattar 3,2 ha.</w:t>
       </w:r>
     </w:p>
     <w:p>
@@ -191,12 +191,15 @@
     </w:p>
     <w:p>
       <w:r>
-        <w:t>I avverkningsanmälan har följande 9 naturvårdsarter hittats: goliatmusseron (VU), smalfotad taggsvamp (VU), spadskinn (VU), tajgataggsvamp (VU), blå taggsvamp (NT), orange taggsvamp (NT), svartvit taggsvamp (NT), talltaggsvamp (NT) och mindre märgborre (S). Av dessa är 8 rödlistade. För rödlistade arter har rödlistekategorin angivits inom parentes. Arter som är signalarter enligt Skogsstyrelsen har markerats med (S).</w:t>
+        <w:t>I och inom 19 meter från avverkningsanmälan har följande 12 naturvårdsarter hittats: goliatmusseron (VU, T), jättemusseron (VU), smalfotad taggsvamp (VU), spadskinn (VU), tajgataggsvamp (VU), blå taggsvamp (NT, T), motaggsvamp (NT, T), orange taggsvamp (NT, T), svartvit taggsvamp (NT), tallriska (NT), talltaggsvamp (NT) och mindre märgborre (S, T). Av dessa är 11 rödlistade. För rödlistade arter har rödlistekategorin angivits inom parentes. Arter som är signalarter enligt Skogsstyrelsen har markerats med (S). Typiska arter inom Natura 2000 som är kopplade till skogsekosystem har markerats med (T).</w:t>
       </w:r>
     </w:p>
     <w:p>
       <w:r>
-        <w:t>De påträffade naturvårdsarterna är ett tydligt kvitto på att detta rör sig om en skog med höga naturvärden. I Figur 1 visas en karta över det avverkningsanmälda området, där samtliga fyndplatser för naturvårdsarter som finns registrerade på Artportalen har markerats.</w:t>
+        <w:t>De påträffade naturvårdsarterna är ett tydligt kvitto på att det rör sig om en skog med höga naturvärden.</w:t>
+      </w:r>
+      <w:r>
+        <w:t xml:space="preserve"> I Figur 1 visas fyndplatser för naturvårdsarter i området, som finns registrerade på Artportalen.</w:t>
       </w:r>
     </w:p>
     <w:p>
@@ -206,7 +209,7 @@
       <w:r>
         <w:drawing>
           <wp:inline xmlns:a="http://schemas.openxmlformats.org/drawingml/2006/main" xmlns:pic="http://schemas.openxmlformats.org/drawingml/2006/picture">
-            <wp:extent cx="5486400" cy="4708302"/>
+            <wp:extent cx="5486400" cy="4616953"/>
             <wp:docPr id="1" name="Picture 1"/>
             <wp:cNvGraphicFramePr>
               <a:graphicFrameLocks noChangeAspect="1"/>
@@ -227,7 +230,7 @@
                   <pic:spPr>
                     <a:xfrm>
                       <a:off x="0" y="0"/>
-                      <a:ext cx="5486400" cy="4708302"/>
+                      <a:ext cx="5486400" cy="4616953"/>
                     </a:xfrm>
                     <a:prstGeom prst="rect"/>
                   </pic:spPr>
@@ -241,9 +244,10 @@
     <w:p>
       <w:pPr>
         <w:pStyle w:val="Caption"/>
+        <w:spacing w:after="240"/>
       </w:pPr>
       <w:r>
-        <w:t>Figur 1. Fyndplatser för naturvårdsarter i det avverkningsanmälda området (röd linje). Markörer utan svart kant är placerade på fyndplatsen. Markörer med svart kant är placerade vid sidan av fyndplatsen och har ett svart streck som visar fyndplatsens exakta position. Kartans mittpunktskoordinat är N 7365999, E 752722 i SWEREF 99 TM.</w:t>
+        <w:t>Figur 1. Fyndplatser för naturvårdsarter i och inom 19 meter från avverkningsanmälan (röd linje). Markörer utan svart kant är placerade på fyndplatsen. Markörer med svart kant är placerade vid sidan av fyndplatsen och har ett svart streck som visar fyndplatsens exakta position. Kartans mittpunktskoordinat är N 7365999, E 752722 i SWEREF 99 TM.</w:t>
       </w:r>
     </w:p>
     <w:p>
@@ -291,6 +295,17 @@
         <w:rPr>
           <w:b/>
         </w:rPr>
+        <w:t>Jättemusseron (VU)</w:t>
+      </w:r>
+      <w:r>
+        <w:t xml:space="preserve"> bildar mykorrhiza med tall, i äldre lavtallskog och hällmarkstallskog. Den visar på såväl sandtallskogar som hällmarkstallskogar med långvarig tallkontinuitet och svampen är sannolikt en kvarleva (relikt) på sina samtliga växtplatser. Arten är placerad högst upp i Skogsstyrelsens värdepyramid för bedömning av skog med höga naturvärden och slutavverkning bör tills vidare undvikas i skogsbestånd där arten är känd. Jättemusseron är globalt rödlistad som sårbar (VU) och Sverige och Norge har sannolikt merparten av den europeiska populationen och därmed ett särskilt ansvar för dess bevarande (IUCN, 2025; SLU Artdatabanken, 2024; Nitare &amp; Skogsstyrelsen, 2019).</w:t>
+      </w:r>
+    </w:p>
+    <w:p>
+      <w:r>
+        <w:rPr>
+          <w:b/>
+        </w:rPr>
         <w:t>Mindre märgborre</w:t>
       </w:r>
       <w:r>
@@ -320,10 +335,10 @@
         <w:rPr>
           <w:b/>
         </w:rPr>
-        <w:t xml:space="preserve">Orange taggsvamp (NT) </w:t>
-      </w:r>
-      <w:r>
-        <w:t xml:space="preserve">bildar mykorrhiza med både gran och tall och den förekommer främst i äldre barrskogar med kontinuitetsskogskaraktär. Mest frekvent är den i äldre mossrik granskog, men då bara i skogar inom granens naturliga utbredningsområde och i bestånd med långvarig grankontinuitet. Den totala populationen i landet bedöms ha minskat kraftigt och fortsatt kommer att minska då arten är knuten till en produktiv skogsmiljö som successivt avverkas. Arten hotas främst av skogsavverkning och tycks försvinna efter slutavverkning, markberedning och plantering och det är inte känt att arten har återkommit i anlagd skog på tidigare kalmark. Orange taggsvamp är typisk art för </w:t>
+        <w:t xml:space="preserve">Motaggsvamp (NT) </w:t>
+      </w:r>
+      <w:r>
+        <w:t xml:space="preserve">bildar mykorrhiza med tall i tallskog och hittas huvudsakligen i äldre, glesare skogsbestånd och hällmarksimpediment. Arten hotas främst av skogsavverkning och tycks försvinna efter slutavverkning, markberedning och plantering. Motaggsvamp är typisk art för </w:t>
       </w:r>
       <w:r>
         <w:rPr>
@@ -340,6 +355,26 @@
         <w:rPr>
           <w:b/>
         </w:rPr>
+        <w:t xml:space="preserve">Orange taggsvamp (NT) </w:t>
+      </w:r>
+      <w:r>
+        <w:t xml:space="preserve">bildar mykorrhiza med både gran och tall och den förekommer främst i äldre barrskogar med kontinuitetsskogskaraktär. Mest frekvent är den i äldre mossrik granskog, men då bara i skogar inom granens naturliga utbredningsområde och i bestånd med långvarig grankontinuitet. Den totala populationen i landet bedöms ha minskat kraftigt och fortsatt kommer att minska då arten är knuten till en produktiv skogsmiljö som successivt avverkas. Arten hotas främst av skogsavverkning och tycks försvinna efter slutavverkning, markberedning och plantering och det är inte känt att arten har återkommit i anlagd skog på tidigare kalmark. Orange taggsvamp är typisk art för </w:t>
+      </w:r>
+      <w:r>
+        <w:rPr>
+          <w:i/>
+        </w:rPr>
+        <w:t>9010 Taiga</w:t>
+      </w:r>
+      <w:r>
+        <w:t xml:space="preserve"> (SLU Artdatabanken, 2024).</w:t>
+      </w:r>
+    </w:p>
+    <w:p>
+      <w:r>
+        <w:rPr>
+          <w:b/>
+        </w:rPr>
         <w:t>Smalfotad taggsvamp (VU)</w:t>
       </w:r>
       <w:r>
@@ -386,6 +421,17 @@
       </w:r>
       <w:r>
         <w:t xml:space="preserve"> som vid DNA-undersökningar visat sig ha flera olika former. Tajgataggsvamp är globalt rödlistad som sårbar (VU) vilket innebär att Sverige har ett internationellt ansvar för arten (IUCN, 2025; SLU Artdatabanken, 2024; Nitare &amp; Skogsstyrelsen, 2019).</w:t>
+      </w:r>
+    </w:p>
+    <w:p>
+      <w:r>
+        <w:rPr>
+          <w:b/>
+        </w:rPr>
+        <w:t>Tallriska (NT)</w:t>
+      </w:r>
+      <w:r>
+        <w:t xml:space="preserve"> bildar mykorrhiza med tall och växer i äldre, mager och torr tallskog med lång trädkontinuitet, såsom tallhedar och sandtallskogar. Arten hotas huvudsakligen av avverkning av äldre tallskogar och på kända lokaler bör slutavverkning, markberedning och gödsling undvikas (SLU Artdatabanken, 2024).</w:t>
       </w:r>
     </w:p>
     <w:p>
@@ -489,7 +535,7 @@
         <w:rPr>
           <w:i/>
         </w:rPr>
-        <w:t>I det avverkningsanmälda skogsområdet har 9 naturvårdsarter varav 8 rödlistade arter sina livsmiljöer och växtplatser.</w:t>
+        <w:t>I det avverkningsanmälda skogsområdet har 12 naturvårdsarter varav 11 rödlistade arter sina livsmiljöer och växtplatser.</w:t>
       </w:r>
     </w:p>
     <w:p>
@@ -901,7 +947,7 @@
 </file>
 
 <file path=word/endnotes.xml><?xml version="1.0" encoding="utf-8"?>
-<w:endnotes xmlns:wpc="http://schemas.microsoft.com/office/word/2010/wordprocessingCanvas" xmlns:cx="http://schemas.microsoft.com/office/drawing/2014/chartex" xmlns:cx1="http://schemas.microsoft.com/office/drawing/2015/9/8/chartex" xmlns:cx2="http://schemas.microsoft.com/office/drawing/2015/10/21/chartex" xmlns:cx3="http://schemas.microsoft.com/office/drawing/2016/5/9/chartex" xmlns:cx4="http://schemas.microsoft.com/office/drawing/2016/5/10/chartex" xmlns:cx5="http://schemas.microsoft.com/office/drawing/2016/5/11/chartex" xmlns:cx6="http://schemas.microsoft.com/office/drawing/2016/5/12/chartex" xmlns:cx7="http://schemas.microsoft.com/office/drawing/2016/5/13/chartex" xmlns:cx8="http://schemas.microsoft.com/office/drawing/2016/5/14/chartex" xmlns:mc="http://schemas.openxmlformats.org/markup-compatibility/2006" xmlns:aink="http://schemas.microsoft.com/office/drawing/2016/ink" xmlns:am3d="http://schemas.microsoft.com/office/drawing/2017/model3d" xmlns:o="urn:schemas-microsoft-com:office:office" xmlns:oel="http://schemas.microsoft.com/office/2019/extlst" xmlns:r="http://schemas.openxmlformats.org/officeDocument/2006/relationships" xmlns:m="http://schemas.openxmlformats.org/officeDocument/2006/math" xmlns:v="urn:schemas-microsoft-com:vml" xmlns:wp14="http://schemas.microsoft.com/office/word/2010/wordprocessingDrawing" xmlns:wp="http://schemas.openxmlformats.org/drawingml/2006/wordprocessingDrawing" xmlns:w10="urn:schemas-microsoft-com:office:word" xmlns:w="http://schemas.openxmlformats.org/wordprocessingml/2006/main" xmlns:w14="http://schemas.microsoft.com/office/word/2010/wordml" xmlns:w15="http://schemas.microsoft.com/office/word/2012/wordml" xmlns:w16cex="http://schemas.microsoft.com/office/word/2018/wordml/cex" xmlns:w16cid="http://schemas.microsoft.com/office/word/2016/wordml/cid" xmlns:w16="http://schemas.microsoft.com/office/word/2018/wordml" xmlns:w16sdtdh="http://schemas.microsoft.com/office/word/2020/wordml/sdtdatahash" xmlns:w16se="http://schemas.microsoft.com/office/word/2015/wordml/symex" xmlns:wpg="http://schemas.microsoft.com/office/word/2010/wordprocessingGroup" xmlns:wpi="http://schemas.microsoft.com/office/word/2010/wordprocessingInk" xmlns:wne="http://schemas.microsoft.com/office/word/2006/wordml" xmlns:wps="http://schemas.microsoft.com/office/word/2010/wordprocessingShape" mc:Ignorable="w14 w15 w16se w16cid w16 w16cex w16sdtdh wp14">
+<w:endnotes xmlns:wpc="http://schemas.microsoft.com/office/word/2010/wordprocessingCanvas" xmlns:cx="http://schemas.microsoft.com/office/drawing/2014/chartex" xmlns:cx1="http://schemas.microsoft.com/office/drawing/2015/9/8/chartex" xmlns:cx2="http://schemas.microsoft.com/office/drawing/2015/10/21/chartex" xmlns:cx3="http://schemas.microsoft.com/office/drawing/2016/5/9/chartex" xmlns:cx4="http://schemas.microsoft.com/office/drawing/2016/5/10/chartex" xmlns:cx5="http://schemas.microsoft.com/office/drawing/2016/5/11/chartex" xmlns:cx6="http://schemas.microsoft.com/office/drawing/2016/5/12/chartex" xmlns:cx7="http://schemas.microsoft.com/office/drawing/2016/5/13/chartex" xmlns:cx8="http://schemas.microsoft.com/office/drawing/2016/5/14/chartex" xmlns:mc="http://schemas.openxmlformats.org/markup-compatibility/2006" xmlns:aink="http://schemas.microsoft.com/office/drawing/2016/ink" xmlns:am3d="http://schemas.microsoft.com/office/drawing/2017/model3d" xmlns:o="urn:schemas-microsoft-com:office:office" xmlns:oel="http://schemas.microsoft.com/office/2019/extlst" xmlns:r="http://schemas.openxmlformats.org/officeDocument/2006/relationships" xmlns:m="http://schemas.openxmlformats.org/officeDocument/2006/math" xmlns:v="urn:schemas-microsoft-com:vml" xmlns:wp14="http://schemas.microsoft.com/office/word/2010/wordprocessingDrawing" xmlns:wp="http://schemas.openxmlformats.org/drawingml/2006/wordprocessingDrawing" xmlns:w10="urn:schemas-microsoft-com:office:word" xmlns:w="http://schemas.openxmlformats.org/wordprocessingml/2006/main" xmlns:w14="http://schemas.microsoft.com/office/word/2010/wordml" xmlns:w15="http://schemas.microsoft.com/office/word/2012/wordml" xmlns:w16cex="http://schemas.microsoft.com/office/word/2018/wordml/cex" xmlns:w16cid="http://schemas.microsoft.com/office/word/2016/wordml/cid" xmlns:w16="http://schemas.microsoft.com/office/word/2018/wordml" xmlns:w16du="http://schemas.microsoft.com/office/word/2023/wordml/word16du" xmlns:w16sdtdh="http://schemas.microsoft.com/office/word/2020/wordml/sdtdatahash" xmlns:w16sdtfl="http://schemas.microsoft.com/office/word/2024/wordml/sdtformatlock" xmlns:w16se="http://schemas.microsoft.com/office/word/2015/wordml/symex" xmlns:wpg="http://schemas.microsoft.com/office/word/2010/wordprocessingGroup" xmlns:wpi="http://schemas.microsoft.com/office/word/2010/wordprocessingInk" xmlns:wne="http://schemas.microsoft.com/office/word/2006/wordml" xmlns:wps="http://schemas.microsoft.com/office/word/2010/wordprocessingShape" mc:Ignorable="w14 w15 w16se w16cid w16 w16cex w16sdtdh w16sdtfl w16du wp14">
   <w:endnote w:type="separator" w:id="-1">
     <w:p>
       <w:pPr>
@@ -926,7 +972,7 @@
 </file>
 
 <file path=word/footer1.xml><?xml version="1.0" encoding="utf-8"?>
-<w:ftr xmlns:wpc="http://schemas.microsoft.com/office/word/2010/wordprocessingCanvas" xmlns:cx="http://schemas.microsoft.com/office/drawing/2014/chartex" xmlns:cx1="http://schemas.microsoft.com/office/drawing/2015/9/8/chartex" xmlns:cx2="http://schemas.microsoft.com/office/drawing/2015/10/21/chartex" xmlns:cx3="http://schemas.microsoft.com/office/drawing/2016/5/9/chartex" xmlns:cx4="http://schemas.microsoft.com/office/drawing/2016/5/10/chartex" xmlns:cx5="http://schemas.microsoft.com/office/drawing/2016/5/11/chartex" xmlns:cx6="http://schemas.microsoft.com/office/drawing/2016/5/12/chartex" xmlns:cx7="http://schemas.microsoft.com/office/drawing/2016/5/13/chartex" xmlns:cx8="http://schemas.microsoft.com/office/drawing/2016/5/14/chartex" xmlns:mc="http://schemas.openxmlformats.org/markup-compatibility/2006" xmlns:aink="http://schemas.microsoft.com/office/drawing/2016/ink" xmlns:am3d="http://schemas.microsoft.com/office/drawing/2017/model3d" xmlns:o="urn:schemas-microsoft-com:office:office" xmlns:oel="http://schemas.microsoft.com/office/2019/extlst" xmlns:r="http://schemas.openxmlformats.org/officeDocument/2006/relationships" xmlns:m="http://schemas.openxmlformats.org/officeDocument/2006/math" xmlns:v="urn:schemas-microsoft-com:vml" xmlns:wp14="http://schemas.microsoft.com/office/word/2010/wordprocessingDrawing" xmlns:wp="http://schemas.openxmlformats.org/drawingml/2006/wordprocessingDrawing" xmlns:w10="urn:schemas-microsoft-com:office:word" xmlns:w="http://schemas.openxmlformats.org/wordprocessingml/2006/main" xmlns:w14="http://schemas.microsoft.com/office/word/2010/wordml" xmlns:w15="http://schemas.microsoft.com/office/word/2012/wordml" xmlns:w16cex="http://schemas.microsoft.com/office/word/2018/wordml/cex" xmlns:w16cid="http://schemas.microsoft.com/office/word/2016/wordml/cid" xmlns:w16="http://schemas.microsoft.com/office/word/2018/wordml" xmlns:w16sdtdh="http://schemas.microsoft.com/office/word/2020/wordml/sdtdatahash" xmlns:w16se="http://schemas.microsoft.com/office/word/2015/wordml/symex" xmlns:wpg="http://schemas.microsoft.com/office/word/2010/wordprocessingGroup" xmlns:wpi="http://schemas.microsoft.com/office/word/2010/wordprocessingInk" xmlns:wne="http://schemas.microsoft.com/office/word/2006/wordml" xmlns:wps="http://schemas.microsoft.com/office/word/2010/wordprocessingShape" mc:Ignorable="w14 w15 w16se w16cid w16 w16cex w16sdtdh wp14">
+<w:ftr xmlns:wpc="http://schemas.microsoft.com/office/word/2010/wordprocessingCanvas" xmlns:cx="http://schemas.microsoft.com/office/drawing/2014/chartex" xmlns:cx1="http://schemas.microsoft.com/office/drawing/2015/9/8/chartex" xmlns:cx2="http://schemas.microsoft.com/office/drawing/2015/10/21/chartex" xmlns:cx3="http://schemas.microsoft.com/office/drawing/2016/5/9/chartex" xmlns:cx4="http://schemas.microsoft.com/office/drawing/2016/5/10/chartex" xmlns:cx5="http://schemas.microsoft.com/office/drawing/2016/5/11/chartex" xmlns:cx6="http://schemas.microsoft.com/office/drawing/2016/5/12/chartex" xmlns:cx7="http://schemas.microsoft.com/office/drawing/2016/5/13/chartex" xmlns:cx8="http://schemas.microsoft.com/office/drawing/2016/5/14/chartex" xmlns:mc="http://schemas.openxmlformats.org/markup-compatibility/2006" xmlns:aink="http://schemas.microsoft.com/office/drawing/2016/ink" xmlns:am3d="http://schemas.microsoft.com/office/drawing/2017/model3d" xmlns:o="urn:schemas-microsoft-com:office:office" xmlns:oel="http://schemas.microsoft.com/office/2019/extlst" xmlns:r="http://schemas.openxmlformats.org/officeDocument/2006/relationships" xmlns:m="http://schemas.openxmlformats.org/officeDocument/2006/math" xmlns:v="urn:schemas-microsoft-com:vml" xmlns:wp14="http://schemas.microsoft.com/office/word/2010/wordprocessingDrawing" xmlns:wp="http://schemas.openxmlformats.org/drawingml/2006/wordprocessingDrawing" xmlns:w10="urn:schemas-microsoft-com:office:word" xmlns:w="http://schemas.openxmlformats.org/wordprocessingml/2006/main" xmlns:w14="http://schemas.microsoft.com/office/word/2010/wordml" xmlns:w15="http://schemas.microsoft.com/office/word/2012/wordml" xmlns:w16cex="http://schemas.microsoft.com/office/word/2018/wordml/cex" xmlns:w16cid="http://schemas.microsoft.com/office/word/2016/wordml/cid" xmlns:w16="http://schemas.microsoft.com/office/word/2018/wordml" xmlns:w16du="http://schemas.microsoft.com/office/word/2023/wordml/word16du" xmlns:w16sdtdh="http://schemas.microsoft.com/office/word/2020/wordml/sdtdatahash" xmlns:w16sdtfl="http://schemas.microsoft.com/office/word/2024/wordml/sdtformatlock" xmlns:w16se="http://schemas.microsoft.com/office/word/2015/wordml/symex" xmlns:wpg="http://schemas.microsoft.com/office/word/2010/wordprocessingGroup" xmlns:wpi="http://schemas.microsoft.com/office/word/2010/wordprocessingInk" xmlns:wne="http://schemas.microsoft.com/office/word/2006/wordml" xmlns:wps="http://schemas.microsoft.com/office/word/2010/wordprocessingShape" mc:Ignorable="w14 w15 w16se w16cid w16 w16cex w16sdtdh w16sdtfl w16du wp14">
   <w:p>
     <w:pPr>
       <w:pStyle w:val="Footer"/>
@@ -936,7 +982,7 @@
 </file>
 
 <file path=word/footer2.xml><?xml version="1.0" encoding="utf-8"?>
-<w:ftr xmlns:wpc="http://schemas.microsoft.com/office/word/2010/wordprocessingCanvas" xmlns:cx="http://schemas.microsoft.com/office/drawing/2014/chartex" xmlns:cx1="http://schemas.microsoft.com/office/drawing/2015/9/8/chartex" xmlns:cx2="http://schemas.microsoft.com/office/drawing/2015/10/21/chartex" xmlns:cx3="http://schemas.microsoft.com/office/drawing/2016/5/9/chartex" xmlns:cx4="http://schemas.microsoft.com/office/drawing/2016/5/10/chartex" xmlns:cx5="http://schemas.microsoft.com/office/drawing/2016/5/11/chartex" xmlns:cx6="http://schemas.microsoft.com/office/drawing/2016/5/12/chartex" xmlns:cx7="http://schemas.microsoft.com/office/drawing/2016/5/13/chartex" xmlns:cx8="http://schemas.microsoft.com/office/drawing/2016/5/14/chartex" xmlns:mc="http://schemas.openxmlformats.org/markup-compatibility/2006" xmlns:aink="http://schemas.microsoft.com/office/drawing/2016/ink" xmlns:am3d="http://schemas.microsoft.com/office/drawing/2017/model3d" xmlns:o="urn:schemas-microsoft-com:office:office" xmlns:oel="http://schemas.microsoft.com/office/2019/extlst" xmlns:r="http://schemas.openxmlformats.org/officeDocument/2006/relationships" xmlns:m="http://schemas.openxmlformats.org/officeDocument/2006/math" xmlns:v="urn:schemas-microsoft-com:vml" xmlns:wp14="http://schemas.microsoft.com/office/word/2010/wordprocessingDrawing" xmlns:wp="http://schemas.openxmlformats.org/drawingml/2006/wordprocessingDrawing" xmlns:w10="urn:schemas-microsoft-com:office:word" xmlns:w="http://schemas.openxmlformats.org/wordprocessingml/2006/main" xmlns:w14="http://schemas.microsoft.com/office/word/2010/wordml" xmlns:w15="http://schemas.microsoft.com/office/word/2012/wordml" xmlns:w16cex="http://schemas.microsoft.com/office/word/2018/wordml/cex" xmlns:w16cid="http://schemas.microsoft.com/office/word/2016/wordml/cid" xmlns:w16="http://schemas.microsoft.com/office/word/2018/wordml" xmlns:w16sdtdh="http://schemas.microsoft.com/office/word/2020/wordml/sdtdatahash" xmlns:w16se="http://schemas.microsoft.com/office/word/2015/wordml/symex" xmlns:wpg="http://schemas.microsoft.com/office/word/2010/wordprocessingGroup" xmlns:wpi="http://schemas.microsoft.com/office/word/2010/wordprocessingInk" xmlns:wne="http://schemas.microsoft.com/office/word/2006/wordml" xmlns:wps="http://schemas.microsoft.com/office/word/2010/wordprocessingShape" mc:Ignorable="w14 w15 w16se w16cid w16 w16cex w16sdtdh wp14">
+<w:ftr xmlns:wpc="http://schemas.microsoft.com/office/word/2010/wordprocessingCanvas" xmlns:cx="http://schemas.microsoft.com/office/drawing/2014/chartex" xmlns:cx1="http://schemas.microsoft.com/office/drawing/2015/9/8/chartex" xmlns:cx2="http://schemas.microsoft.com/office/drawing/2015/10/21/chartex" xmlns:cx3="http://schemas.microsoft.com/office/drawing/2016/5/9/chartex" xmlns:cx4="http://schemas.microsoft.com/office/drawing/2016/5/10/chartex" xmlns:cx5="http://schemas.microsoft.com/office/drawing/2016/5/11/chartex" xmlns:cx6="http://schemas.microsoft.com/office/drawing/2016/5/12/chartex" xmlns:cx7="http://schemas.microsoft.com/office/drawing/2016/5/13/chartex" xmlns:cx8="http://schemas.microsoft.com/office/drawing/2016/5/14/chartex" xmlns:mc="http://schemas.openxmlformats.org/markup-compatibility/2006" xmlns:aink="http://schemas.microsoft.com/office/drawing/2016/ink" xmlns:am3d="http://schemas.microsoft.com/office/drawing/2017/model3d" xmlns:o="urn:schemas-microsoft-com:office:office" xmlns:oel="http://schemas.microsoft.com/office/2019/extlst" xmlns:r="http://schemas.openxmlformats.org/officeDocument/2006/relationships" xmlns:m="http://schemas.openxmlformats.org/officeDocument/2006/math" xmlns:v="urn:schemas-microsoft-com:vml" xmlns:wp14="http://schemas.microsoft.com/office/word/2010/wordprocessingDrawing" xmlns:wp="http://schemas.openxmlformats.org/drawingml/2006/wordprocessingDrawing" xmlns:w10="urn:schemas-microsoft-com:office:word" xmlns:w="http://schemas.openxmlformats.org/wordprocessingml/2006/main" xmlns:w14="http://schemas.microsoft.com/office/word/2010/wordml" xmlns:w15="http://schemas.microsoft.com/office/word/2012/wordml" xmlns:w16cex="http://schemas.microsoft.com/office/word/2018/wordml/cex" xmlns:w16cid="http://schemas.microsoft.com/office/word/2016/wordml/cid" xmlns:w16="http://schemas.microsoft.com/office/word/2018/wordml" xmlns:w16du="http://schemas.microsoft.com/office/word/2023/wordml/word16du" xmlns:w16sdtdh="http://schemas.microsoft.com/office/word/2020/wordml/sdtdatahash" xmlns:w16sdtfl="http://schemas.microsoft.com/office/word/2024/wordml/sdtformatlock" xmlns:w16se="http://schemas.microsoft.com/office/word/2015/wordml/symex" xmlns:wpg="http://schemas.microsoft.com/office/word/2010/wordprocessingGroup" xmlns:wpi="http://schemas.microsoft.com/office/word/2010/wordprocessingInk" xmlns:wne="http://schemas.microsoft.com/office/word/2006/wordml" xmlns:wps="http://schemas.microsoft.com/office/word/2010/wordprocessingShape" mc:Ignorable="w14 w15 w16se w16cid w16 w16cex w16sdtdh w16sdtfl w16du wp14">
   <w:p>
     <w:pPr>
       <w:pStyle w:val="Footer"/>
@@ -946,7 +992,7 @@
 </file>
 
 <file path=word/footer3.xml><?xml version="1.0" encoding="utf-8"?>
-<w:ftr xmlns:wpc="http://schemas.microsoft.com/office/word/2010/wordprocessingCanvas" xmlns:cx="http://schemas.microsoft.com/office/drawing/2014/chartex" xmlns:cx1="http://schemas.microsoft.com/office/drawing/2015/9/8/chartex" xmlns:cx2="http://schemas.microsoft.com/office/drawing/2015/10/21/chartex" xmlns:cx3="http://schemas.microsoft.com/office/drawing/2016/5/9/chartex" xmlns:cx4="http://schemas.microsoft.com/office/drawing/2016/5/10/chartex" xmlns:cx5="http://schemas.microsoft.com/office/drawing/2016/5/11/chartex" xmlns:cx6="http://schemas.microsoft.com/office/drawing/2016/5/12/chartex" xmlns:cx7="http://schemas.microsoft.com/office/drawing/2016/5/13/chartex" xmlns:cx8="http://schemas.microsoft.com/office/drawing/2016/5/14/chartex" xmlns:mc="http://schemas.openxmlformats.org/markup-compatibility/2006" xmlns:aink="http://schemas.microsoft.com/office/drawing/2016/ink" xmlns:am3d="http://schemas.microsoft.com/office/drawing/2017/model3d" xmlns:o="urn:schemas-microsoft-com:office:office" xmlns:oel="http://schemas.microsoft.com/office/2019/extlst" xmlns:r="http://schemas.openxmlformats.org/officeDocument/2006/relationships" xmlns:m="http://schemas.openxmlformats.org/officeDocument/2006/math" xmlns:v="urn:schemas-microsoft-com:vml" xmlns:wp14="http://schemas.microsoft.com/office/word/2010/wordprocessingDrawing" xmlns:wp="http://schemas.openxmlformats.org/drawingml/2006/wordprocessingDrawing" xmlns:w10="urn:schemas-microsoft-com:office:word" xmlns:w="http://schemas.openxmlformats.org/wordprocessingml/2006/main" xmlns:w14="http://schemas.microsoft.com/office/word/2010/wordml" xmlns:w15="http://schemas.microsoft.com/office/word/2012/wordml" xmlns:w16cex="http://schemas.microsoft.com/office/word/2018/wordml/cex" xmlns:w16cid="http://schemas.microsoft.com/office/word/2016/wordml/cid" xmlns:w16="http://schemas.microsoft.com/office/word/2018/wordml" xmlns:w16sdtdh="http://schemas.microsoft.com/office/word/2020/wordml/sdtdatahash" xmlns:w16se="http://schemas.microsoft.com/office/word/2015/wordml/symex" xmlns:wpg="http://schemas.microsoft.com/office/word/2010/wordprocessingGroup" xmlns:wpi="http://schemas.microsoft.com/office/word/2010/wordprocessingInk" xmlns:wne="http://schemas.microsoft.com/office/word/2006/wordml" xmlns:wps="http://schemas.microsoft.com/office/word/2010/wordprocessingShape" mc:Ignorable="w14 w15 w16se w16cid w16 w16cex w16sdtdh wp14">
+<w:ftr xmlns:wpc="http://schemas.microsoft.com/office/word/2010/wordprocessingCanvas" xmlns:cx="http://schemas.microsoft.com/office/drawing/2014/chartex" xmlns:cx1="http://schemas.microsoft.com/office/drawing/2015/9/8/chartex" xmlns:cx2="http://schemas.microsoft.com/office/drawing/2015/10/21/chartex" xmlns:cx3="http://schemas.microsoft.com/office/drawing/2016/5/9/chartex" xmlns:cx4="http://schemas.microsoft.com/office/drawing/2016/5/10/chartex" xmlns:cx5="http://schemas.microsoft.com/office/drawing/2016/5/11/chartex" xmlns:cx6="http://schemas.microsoft.com/office/drawing/2016/5/12/chartex" xmlns:cx7="http://schemas.microsoft.com/office/drawing/2016/5/13/chartex" xmlns:cx8="http://schemas.microsoft.com/office/drawing/2016/5/14/chartex" xmlns:mc="http://schemas.openxmlformats.org/markup-compatibility/2006" xmlns:aink="http://schemas.microsoft.com/office/drawing/2016/ink" xmlns:am3d="http://schemas.microsoft.com/office/drawing/2017/model3d" xmlns:o="urn:schemas-microsoft-com:office:office" xmlns:oel="http://schemas.microsoft.com/office/2019/extlst" xmlns:r="http://schemas.openxmlformats.org/officeDocument/2006/relationships" xmlns:m="http://schemas.openxmlformats.org/officeDocument/2006/math" xmlns:v="urn:schemas-microsoft-com:vml" xmlns:wp14="http://schemas.microsoft.com/office/word/2010/wordprocessingDrawing" xmlns:wp="http://schemas.openxmlformats.org/drawingml/2006/wordprocessingDrawing" xmlns:w10="urn:schemas-microsoft-com:office:word" xmlns:w="http://schemas.openxmlformats.org/wordprocessingml/2006/main" xmlns:w14="http://schemas.microsoft.com/office/word/2010/wordml" xmlns:w15="http://schemas.microsoft.com/office/word/2012/wordml" xmlns:w16cex="http://schemas.microsoft.com/office/word/2018/wordml/cex" xmlns:w16cid="http://schemas.microsoft.com/office/word/2016/wordml/cid" xmlns:w16="http://schemas.microsoft.com/office/word/2018/wordml" xmlns:w16du="http://schemas.microsoft.com/office/word/2023/wordml/word16du" xmlns:w16sdtdh="http://schemas.microsoft.com/office/word/2020/wordml/sdtdatahash" xmlns:w16sdtfl="http://schemas.microsoft.com/office/word/2024/wordml/sdtformatlock" xmlns:w16se="http://schemas.microsoft.com/office/word/2015/wordml/symex" xmlns:wpg="http://schemas.microsoft.com/office/word/2010/wordprocessingGroup" xmlns:wpi="http://schemas.microsoft.com/office/word/2010/wordprocessingInk" xmlns:wne="http://schemas.microsoft.com/office/word/2006/wordml" xmlns:wps="http://schemas.microsoft.com/office/word/2010/wordprocessingShape" mc:Ignorable="w14 w15 w16se w16cid w16 w16cex w16sdtdh w16sdtfl w16du wp14">
   <w:p>
     <w:pPr>
       <w:pStyle w:val="Footer"/>
@@ -956,7 +1002,7 @@
 </file>
 
 <file path=word/footnotes.xml><?xml version="1.0" encoding="utf-8"?>
-<w:footnotes xmlns:wpc="http://schemas.microsoft.com/office/word/2010/wordprocessingCanvas" xmlns:cx="http://schemas.microsoft.com/office/drawing/2014/chartex" xmlns:cx1="http://schemas.microsoft.com/office/drawing/2015/9/8/chartex" xmlns:cx2="http://schemas.microsoft.com/office/drawing/2015/10/21/chartex" xmlns:cx3="http://schemas.microsoft.com/office/drawing/2016/5/9/chartex" xmlns:cx4="http://schemas.microsoft.com/office/drawing/2016/5/10/chartex" xmlns:cx5="http://schemas.microsoft.com/office/drawing/2016/5/11/chartex" xmlns:cx6="http://schemas.microsoft.com/office/drawing/2016/5/12/chartex" xmlns:cx7="http://schemas.microsoft.com/office/drawing/2016/5/13/chartex" xmlns:cx8="http://schemas.microsoft.com/office/drawing/2016/5/14/chartex" xmlns:mc="http://schemas.openxmlformats.org/markup-compatibility/2006" xmlns:aink="http://schemas.microsoft.com/office/drawing/2016/ink" xmlns:am3d="http://schemas.microsoft.com/office/drawing/2017/model3d" xmlns:o="urn:schemas-microsoft-com:office:office" xmlns:oel="http://schemas.microsoft.com/office/2019/extlst" xmlns:r="http://schemas.openxmlformats.org/officeDocument/2006/relationships" xmlns:m="http://schemas.openxmlformats.org/officeDocument/2006/math" xmlns:v="urn:schemas-microsoft-com:vml" xmlns:wp14="http://schemas.microsoft.com/office/word/2010/wordprocessingDrawing" xmlns:wp="http://schemas.openxmlformats.org/drawingml/2006/wordprocessingDrawing" xmlns:w10="urn:schemas-microsoft-com:office:word" xmlns:w="http://schemas.openxmlformats.org/wordprocessingml/2006/main" xmlns:w14="http://schemas.microsoft.com/office/word/2010/wordml" xmlns:w15="http://schemas.microsoft.com/office/word/2012/wordml" xmlns:w16cex="http://schemas.microsoft.com/office/word/2018/wordml/cex" xmlns:w16cid="http://schemas.microsoft.com/office/word/2016/wordml/cid" xmlns:w16="http://schemas.microsoft.com/office/word/2018/wordml" xmlns:w16sdtdh="http://schemas.microsoft.com/office/word/2020/wordml/sdtdatahash" xmlns:w16se="http://schemas.microsoft.com/office/word/2015/wordml/symex" xmlns:wpg="http://schemas.microsoft.com/office/word/2010/wordprocessingGroup" xmlns:wpi="http://schemas.microsoft.com/office/word/2010/wordprocessingInk" xmlns:wne="http://schemas.microsoft.com/office/word/2006/wordml" xmlns:wps="http://schemas.microsoft.com/office/word/2010/wordprocessingShape" mc:Ignorable="w14 w15 w16se w16cid w16 w16cex w16sdtdh wp14">
+<w:footnotes xmlns:wpc="http://schemas.microsoft.com/office/word/2010/wordprocessingCanvas" xmlns:cx="http://schemas.microsoft.com/office/drawing/2014/chartex" xmlns:cx1="http://schemas.microsoft.com/office/drawing/2015/9/8/chartex" xmlns:cx2="http://schemas.microsoft.com/office/drawing/2015/10/21/chartex" xmlns:cx3="http://schemas.microsoft.com/office/drawing/2016/5/9/chartex" xmlns:cx4="http://schemas.microsoft.com/office/drawing/2016/5/10/chartex" xmlns:cx5="http://schemas.microsoft.com/office/drawing/2016/5/11/chartex" xmlns:cx6="http://schemas.microsoft.com/office/drawing/2016/5/12/chartex" xmlns:cx7="http://schemas.microsoft.com/office/drawing/2016/5/13/chartex" xmlns:cx8="http://schemas.microsoft.com/office/drawing/2016/5/14/chartex" xmlns:mc="http://schemas.openxmlformats.org/markup-compatibility/2006" xmlns:aink="http://schemas.microsoft.com/office/drawing/2016/ink" xmlns:am3d="http://schemas.microsoft.com/office/drawing/2017/model3d" xmlns:o="urn:schemas-microsoft-com:office:office" xmlns:oel="http://schemas.microsoft.com/office/2019/extlst" xmlns:r="http://schemas.openxmlformats.org/officeDocument/2006/relationships" xmlns:m="http://schemas.openxmlformats.org/officeDocument/2006/math" xmlns:v="urn:schemas-microsoft-com:vml" xmlns:wp14="http://schemas.microsoft.com/office/word/2010/wordprocessingDrawing" xmlns:wp="http://schemas.openxmlformats.org/drawingml/2006/wordprocessingDrawing" xmlns:w10="urn:schemas-microsoft-com:office:word" xmlns:w="http://schemas.openxmlformats.org/wordprocessingml/2006/main" xmlns:w14="http://schemas.microsoft.com/office/word/2010/wordml" xmlns:w15="http://schemas.microsoft.com/office/word/2012/wordml" xmlns:w16cex="http://schemas.microsoft.com/office/word/2018/wordml/cex" xmlns:w16cid="http://schemas.microsoft.com/office/word/2016/wordml/cid" xmlns:w16="http://schemas.microsoft.com/office/word/2018/wordml" xmlns:w16du="http://schemas.microsoft.com/office/word/2023/wordml/word16du" xmlns:w16sdtdh="http://schemas.microsoft.com/office/word/2020/wordml/sdtdatahash" xmlns:w16sdtfl="http://schemas.microsoft.com/office/word/2024/wordml/sdtformatlock" xmlns:w16se="http://schemas.microsoft.com/office/word/2015/wordml/symex" xmlns:wpg="http://schemas.microsoft.com/office/word/2010/wordprocessingGroup" xmlns:wpi="http://schemas.microsoft.com/office/word/2010/wordprocessingInk" xmlns:wne="http://schemas.microsoft.com/office/word/2006/wordml" xmlns:wps="http://schemas.microsoft.com/office/word/2010/wordprocessingShape" mc:Ignorable="w14 w15 w16se w16cid w16 w16cex w16sdtdh w16sdtfl w16du wp14">
   <w:footnote w:type="separator" w:id="-1">
     <w:p>
       <w:pPr>
@@ -981,7 +1027,7 @@
 </file>
 
 <file path=word/header1.xml><?xml version="1.0" encoding="utf-8"?>
-<w:hdr xmlns:wpc="http://schemas.microsoft.com/office/word/2010/wordprocessingCanvas" xmlns:cx="http://schemas.microsoft.com/office/drawing/2014/chartex" xmlns:cx1="http://schemas.microsoft.com/office/drawing/2015/9/8/chartex" xmlns:cx2="http://schemas.microsoft.com/office/drawing/2015/10/21/chartex" xmlns:cx3="http://schemas.microsoft.com/office/drawing/2016/5/9/chartex" xmlns:cx4="http://schemas.microsoft.com/office/drawing/2016/5/10/chartex" xmlns:cx5="http://schemas.microsoft.com/office/drawing/2016/5/11/chartex" xmlns:cx6="http://schemas.microsoft.com/office/drawing/2016/5/12/chartex" xmlns:cx7="http://schemas.microsoft.com/office/drawing/2016/5/13/chartex" xmlns:cx8="http://schemas.microsoft.com/office/drawing/2016/5/14/chartex" xmlns:mc="http://schemas.openxmlformats.org/markup-compatibility/2006" xmlns:aink="http://schemas.microsoft.com/office/drawing/2016/ink" xmlns:am3d="http://schemas.microsoft.com/office/drawing/2017/model3d" xmlns:o="urn:schemas-microsoft-com:office:office" xmlns:oel="http://schemas.microsoft.com/office/2019/extlst" xmlns:r="http://schemas.openxmlformats.org/officeDocument/2006/relationships" xmlns:m="http://schemas.openxmlformats.org/officeDocument/2006/math" xmlns:v="urn:schemas-microsoft-com:vml" xmlns:wp14="http://schemas.microsoft.com/office/word/2010/wordprocessingDrawing" xmlns:wp="http://schemas.openxmlformats.org/drawingml/2006/wordprocessingDrawing" xmlns:w10="urn:schemas-microsoft-com:office:word" xmlns:w="http://schemas.openxmlformats.org/wordprocessingml/2006/main" xmlns:w14="http://schemas.microsoft.com/office/word/2010/wordml" xmlns:w15="http://schemas.microsoft.com/office/word/2012/wordml" xmlns:w16cex="http://schemas.microsoft.com/office/word/2018/wordml/cex" xmlns:w16cid="http://schemas.microsoft.com/office/word/2016/wordml/cid" xmlns:w16="http://schemas.microsoft.com/office/word/2018/wordml" xmlns:w16sdtdh="http://schemas.microsoft.com/office/word/2020/wordml/sdtdatahash" xmlns:w16se="http://schemas.microsoft.com/office/word/2015/wordml/symex" xmlns:wpg="http://schemas.microsoft.com/office/word/2010/wordprocessingGroup" xmlns:wpi="http://schemas.microsoft.com/office/word/2010/wordprocessingInk" xmlns:wne="http://schemas.microsoft.com/office/word/2006/wordml" xmlns:wps="http://schemas.microsoft.com/office/word/2010/wordprocessingShape" mc:Ignorable="w14 w15 w16se w16cid w16 w16cex w16sdtdh wp14">
+<w:hdr xmlns:wpc="http://schemas.microsoft.com/office/word/2010/wordprocessingCanvas" xmlns:cx="http://schemas.microsoft.com/office/drawing/2014/chartex" xmlns:cx1="http://schemas.microsoft.com/office/drawing/2015/9/8/chartex" xmlns:cx2="http://schemas.microsoft.com/office/drawing/2015/10/21/chartex" xmlns:cx3="http://schemas.microsoft.com/office/drawing/2016/5/9/chartex" xmlns:cx4="http://schemas.microsoft.com/office/drawing/2016/5/10/chartex" xmlns:cx5="http://schemas.microsoft.com/office/drawing/2016/5/11/chartex" xmlns:cx6="http://schemas.microsoft.com/office/drawing/2016/5/12/chartex" xmlns:cx7="http://schemas.microsoft.com/office/drawing/2016/5/13/chartex" xmlns:cx8="http://schemas.microsoft.com/office/drawing/2016/5/14/chartex" xmlns:mc="http://schemas.openxmlformats.org/markup-compatibility/2006" xmlns:aink="http://schemas.microsoft.com/office/drawing/2016/ink" xmlns:am3d="http://schemas.microsoft.com/office/drawing/2017/model3d" xmlns:o="urn:schemas-microsoft-com:office:office" xmlns:oel="http://schemas.microsoft.com/office/2019/extlst" xmlns:r="http://schemas.openxmlformats.org/officeDocument/2006/relationships" xmlns:m="http://schemas.openxmlformats.org/officeDocument/2006/math" xmlns:v="urn:schemas-microsoft-com:vml" xmlns:wp14="http://schemas.microsoft.com/office/word/2010/wordprocessingDrawing" xmlns:wp="http://schemas.openxmlformats.org/drawingml/2006/wordprocessingDrawing" xmlns:w10="urn:schemas-microsoft-com:office:word" xmlns:w="http://schemas.openxmlformats.org/wordprocessingml/2006/main" xmlns:w14="http://schemas.microsoft.com/office/word/2010/wordml" xmlns:w15="http://schemas.microsoft.com/office/word/2012/wordml" xmlns:w16cex="http://schemas.microsoft.com/office/word/2018/wordml/cex" xmlns:w16cid="http://schemas.microsoft.com/office/word/2016/wordml/cid" xmlns:w16="http://schemas.microsoft.com/office/word/2018/wordml" xmlns:w16du="http://schemas.microsoft.com/office/word/2023/wordml/word16du" xmlns:w16sdtdh="http://schemas.microsoft.com/office/word/2020/wordml/sdtdatahash" xmlns:w16sdtfl="http://schemas.microsoft.com/office/word/2024/wordml/sdtformatlock" xmlns:w16se="http://schemas.microsoft.com/office/word/2015/wordml/symex" xmlns:wpg="http://schemas.microsoft.com/office/word/2010/wordprocessingGroup" xmlns:wpi="http://schemas.microsoft.com/office/word/2010/wordprocessingInk" xmlns:wne="http://schemas.microsoft.com/office/word/2006/wordml" xmlns:wps="http://schemas.microsoft.com/office/word/2010/wordprocessingShape" mc:Ignorable="w14 w15 w16se w16cid w16 w16cex w16sdtdh w16sdtfl w16du wp14">
   <w:p>
     <w:pPr>
       <w:pStyle w:val="Header"/>
@@ -991,7 +1037,7 @@
 </file>
 
 <file path=word/header2.xml><?xml version="1.0" encoding="utf-8"?>
-<w:hdr xmlns:wpc="http://schemas.microsoft.com/office/word/2010/wordprocessingCanvas" xmlns:cx="http://schemas.microsoft.com/office/drawing/2014/chartex" xmlns:cx1="http://schemas.microsoft.com/office/drawing/2015/9/8/chartex" xmlns:cx2="http://schemas.microsoft.com/office/drawing/2015/10/21/chartex" xmlns:cx3="http://schemas.microsoft.com/office/drawing/2016/5/9/chartex" xmlns:cx4="http://schemas.microsoft.com/office/drawing/2016/5/10/chartex" xmlns:cx5="http://schemas.microsoft.com/office/drawing/2016/5/11/chartex" xmlns:cx6="http://schemas.microsoft.com/office/drawing/2016/5/12/chartex" xmlns:cx7="http://schemas.microsoft.com/office/drawing/2016/5/13/chartex" xmlns:cx8="http://schemas.microsoft.com/office/drawing/2016/5/14/chartex" xmlns:mc="http://schemas.openxmlformats.org/markup-compatibility/2006" xmlns:aink="http://schemas.microsoft.com/office/drawing/2016/ink" xmlns:am3d="http://schemas.microsoft.com/office/drawing/2017/model3d" xmlns:o="urn:schemas-microsoft-com:office:office" xmlns:oel="http://schemas.microsoft.com/office/2019/extlst" xmlns:r="http://schemas.openxmlformats.org/officeDocument/2006/relationships" xmlns:m="http://schemas.openxmlformats.org/officeDocument/2006/math" xmlns:v="urn:schemas-microsoft-com:vml" xmlns:wp14="http://schemas.microsoft.com/office/word/2010/wordprocessingDrawing" xmlns:wp="http://schemas.openxmlformats.org/drawingml/2006/wordprocessingDrawing" xmlns:w10="urn:schemas-microsoft-com:office:word" xmlns:w="http://schemas.openxmlformats.org/wordprocessingml/2006/main" xmlns:w14="http://schemas.microsoft.com/office/word/2010/wordml" xmlns:w15="http://schemas.microsoft.com/office/word/2012/wordml" xmlns:w16cex="http://schemas.microsoft.com/office/word/2018/wordml/cex" xmlns:w16cid="http://schemas.microsoft.com/office/word/2016/wordml/cid" xmlns:w16="http://schemas.microsoft.com/office/word/2018/wordml" xmlns:w16sdtdh="http://schemas.microsoft.com/office/word/2020/wordml/sdtdatahash" xmlns:w16se="http://schemas.microsoft.com/office/word/2015/wordml/symex" xmlns:wpg="http://schemas.microsoft.com/office/word/2010/wordprocessingGroup" xmlns:wpi="http://schemas.microsoft.com/office/word/2010/wordprocessingInk" xmlns:wne="http://schemas.microsoft.com/office/word/2006/wordml" xmlns:wps="http://schemas.microsoft.com/office/word/2010/wordprocessingShape" mc:Ignorable="w14 w15 w16se w16cid w16 w16cex w16sdtdh wp14">
+<w:hdr xmlns:wpc="http://schemas.microsoft.com/office/word/2010/wordprocessingCanvas" xmlns:cx="http://schemas.microsoft.com/office/drawing/2014/chartex" xmlns:cx1="http://schemas.microsoft.com/office/drawing/2015/9/8/chartex" xmlns:cx2="http://schemas.microsoft.com/office/drawing/2015/10/21/chartex" xmlns:cx3="http://schemas.microsoft.com/office/drawing/2016/5/9/chartex" xmlns:cx4="http://schemas.microsoft.com/office/drawing/2016/5/10/chartex" xmlns:cx5="http://schemas.microsoft.com/office/drawing/2016/5/11/chartex" xmlns:cx6="http://schemas.microsoft.com/office/drawing/2016/5/12/chartex" xmlns:cx7="http://schemas.microsoft.com/office/drawing/2016/5/13/chartex" xmlns:cx8="http://schemas.microsoft.com/office/drawing/2016/5/14/chartex" xmlns:mc="http://schemas.openxmlformats.org/markup-compatibility/2006" xmlns:aink="http://schemas.microsoft.com/office/drawing/2016/ink" xmlns:am3d="http://schemas.microsoft.com/office/drawing/2017/model3d" xmlns:o="urn:schemas-microsoft-com:office:office" xmlns:oel="http://schemas.microsoft.com/office/2019/extlst" xmlns:r="http://schemas.openxmlformats.org/officeDocument/2006/relationships" xmlns:m="http://schemas.openxmlformats.org/officeDocument/2006/math" xmlns:v="urn:schemas-microsoft-com:vml" xmlns:wp14="http://schemas.microsoft.com/office/word/2010/wordprocessingDrawing" xmlns:wp="http://schemas.openxmlformats.org/drawingml/2006/wordprocessingDrawing" xmlns:w10="urn:schemas-microsoft-com:office:word" xmlns:w="http://schemas.openxmlformats.org/wordprocessingml/2006/main" xmlns:w14="http://schemas.microsoft.com/office/word/2010/wordml" xmlns:w15="http://schemas.microsoft.com/office/word/2012/wordml" xmlns:w16cex="http://schemas.microsoft.com/office/word/2018/wordml/cex" xmlns:w16cid="http://schemas.microsoft.com/office/word/2016/wordml/cid" xmlns:w16="http://schemas.microsoft.com/office/word/2018/wordml" xmlns:w16du="http://schemas.microsoft.com/office/word/2023/wordml/word16du" xmlns:w16sdtdh="http://schemas.microsoft.com/office/word/2020/wordml/sdtdatahash" xmlns:w16sdtfl="http://schemas.microsoft.com/office/word/2024/wordml/sdtformatlock" xmlns:w16se="http://schemas.microsoft.com/office/word/2015/wordml/symex" xmlns:wpg="http://schemas.microsoft.com/office/word/2010/wordprocessingGroup" xmlns:wpi="http://schemas.microsoft.com/office/word/2010/wordprocessingInk" xmlns:wne="http://schemas.microsoft.com/office/word/2006/wordml" xmlns:wps="http://schemas.microsoft.com/office/word/2010/wordprocessingShape" mc:Ignorable="w14 w15 w16se w16cid w16 w16cex w16sdtdh w16sdtfl w16du wp14">
   <w:p>
     <w:pPr>
       <w:pStyle w:val="Header"/>
@@ -1002,7 +1048,7 @@
 </file>
 
 <file path=word/header3.xml><?xml version="1.0" encoding="utf-8"?>
-<w:hdr xmlns:wpc="http://schemas.microsoft.com/office/word/2010/wordprocessingCanvas" xmlns:cx="http://schemas.microsoft.com/office/drawing/2014/chartex" xmlns:cx1="http://schemas.microsoft.com/office/drawing/2015/9/8/chartex" xmlns:cx2="http://schemas.microsoft.com/office/drawing/2015/10/21/chartex" xmlns:cx3="http://schemas.microsoft.com/office/drawing/2016/5/9/chartex" xmlns:cx4="http://schemas.microsoft.com/office/drawing/2016/5/10/chartex" xmlns:cx5="http://schemas.microsoft.com/office/drawing/2016/5/11/chartex" xmlns:cx6="http://schemas.microsoft.com/office/drawing/2016/5/12/chartex" xmlns:cx7="http://schemas.microsoft.com/office/drawing/2016/5/13/chartex" xmlns:cx8="http://schemas.microsoft.com/office/drawing/2016/5/14/chartex" xmlns:mc="http://schemas.openxmlformats.org/markup-compatibility/2006" xmlns:aink="http://schemas.microsoft.com/office/drawing/2016/ink" xmlns:am3d="http://schemas.microsoft.com/office/drawing/2017/model3d" xmlns:o="urn:schemas-microsoft-com:office:office" xmlns:oel="http://schemas.microsoft.com/office/2019/extlst" xmlns:r="http://schemas.openxmlformats.org/officeDocument/2006/relationships" xmlns:m="http://schemas.openxmlformats.org/officeDocument/2006/math" xmlns:v="urn:schemas-microsoft-com:vml" xmlns:wp14="http://schemas.microsoft.com/office/word/2010/wordprocessingDrawing" xmlns:wp="http://schemas.openxmlformats.org/drawingml/2006/wordprocessingDrawing" xmlns:w10="urn:schemas-microsoft-com:office:word" xmlns:w="http://schemas.openxmlformats.org/wordprocessingml/2006/main" xmlns:w14="http://schemas.microsoft.com/office/word/2010/wordml" xmlns:w15="http://schemas.microsoft.com/office/word/2012/wordml" xmlns:w16cex="http://schemas.microsoft.com/office/word/2018/wordml/cex" xmlns:w16cid="http://schemas.microsoft.com/office/word/2016/wordml/cid" xmlns:w16="http://schemas.microsoft.com/office/word/2018/wordml" xmlns:w16sdtdh="http://schemas.microsoft.com/office/word/2020/wordml/sdtdatahash" xmlns:w16se="http://schemas.microsoft.com/office/word/2015/wordml/symex" xmlns:wpg="http://schemas.microsoft.com/office/word/2010/wordprocessingGroup" xmlns:wpi="http://schemas.microsoft.com/office/word/2010/wordprocessingInk" xmlns:wne="http://schemas.microsoft.com/office/word/2006/wordml" xmlns:wps="http://schemas.microsoft.com/office/word/2010/wordprocessingShape" mc:Ignorable="w14 w15 w16se w16cid w16 w16cex w16sdtdh wp14">
+<w:hdr xmlns:wpc="http://schemas.microsoft.com/office/word/2010/wordprocessingCanvas" xmlns:cx="http://schemas.microsoft.com/office/drawing/2014/chartex" xmlns:cx1="http://schemas.microsoft.com/office/drawing/2015/9/8/chartex" xmlns:cx2="http://schemas.microsoft.com/office/drawing/2015/10/21/chartex" xmlns:cx3="http://schemas.microsoft.com/office/drawing/2016/5/9/chartex" xmlns:cx4="http://schemas.microsoft.com/office/drawing/2016/5/10/chartex" xmlns:cx5="http://schemas.microsoft.com/office/drawing/2016/5/11/chartex" xmlns:cx6="http://schemas.microsoft.com/office/drawing/2016/5/12/chartex" xmlns:cx7="http://schemas.microsoft.com/office/drawing/2016/5/13/chartex" xmlns:cx8="http://schemas.microsoft.com/office/drawing/2016/5/14/chartex" xmlns:mc="http://schemas.openxmlformats.org/markup-compatibility/2006" xmlns:aink="http://schemas.microsoft.com/office/drawing/2016/ink" xmlns:am3d="http://schemas.microsoft.com/office/drawing/2017/model3d" xmlns:o="urn:schemas-microsoft-com:office:office" xmlns:oel="http://schemas.microsoft.com/office/2019/extlst" xmlns:r="http://schemas.openxmlformats.org/officeDocument/2006/relationships" xmlns:m="http://schemas.openxmlformats.org/officeDocument/2006/math" xmlns:v="urn:schemas-microsoft-com:vml" xmlns:wp14="http://schemas.microsoft.com/office/word/2010/wordprocessingDrawing" xmlns:wp="http://schemas.openxmlformats.org/drawingml/2006/wordprocessingDrawing" xmlns:w10="urn:schemas-microsoft-com:office:word" xmlns:w="http://schemas.openxmlformats.org/wordprocessingml/2006/main" xmlns:w14="http://schemas.microsoft.com/office/word/2010/wordml" xmlns:w15="http://schemas.microsoft.com/office/word/2012/wordml" xmlns:w16cex="http://schemas.microsoft.com/office/word/2018/wordml/cex" xmlns:w16cid="http://schemas.microsoft.com/office/word/2016/wordml/cid" xmlns:w16="http://schemas.microsoft.com/office/word/2018/wordml" xmlns:w16du="http://schemas.microsoft.com/office/word/2023/wordml/word16du" xmlns:w16sdtdh="http://schemas.microsoft.com/office/word/2020/wordml/sdtdatahash" xmlns:w16sdtfl="http://schemas.microsoft.com/office/word/2024/wordml/sdtformatlock" xmlns:w16se="http://schemas.microsoft.com/office/word/2015/wordml/symex" xmlns:wpg="http://schemas.microsoft.com/office/word/2010/wordprocessingGroup" xmlns:wpi="http://schemas.microsoft.com/office/word/2010/wordprocessingInk" xmlns:wne="http://schemas.microsoft.com/office/word/2006/wordml" xmlns:wps="http://schemas.microsoft.com/office/word/2010/wordprocessingShape" mc:Ignorable="w14 w15 w16se w16cid w16 w16cex w16sdtdh w16sdtfl w16du wp14">
   <w:p>
     <w:pPr>
       <w:pStyle w:val="Header"/>
@@ -1011,7 +1057,7 @@
     <w:r>
       <w:tab/>
       <w:tab/>
-      <w:t>2026-06-17</w:t>
+      <w:t>2026-06-18</w:t>
       <w:br/>
       <w:br/>
     </w:r>
@@ -1028,7 +1074,7 @@
 </file>
 
 <file path=word/numbering.xml><?xml version="1.0" encoding="utf-8"?>
-<w:numbering xmlns:wpc="http://schemas.microsoft.com/office/word/2010/wordprocessingCanvas" xmlns:cx="http://schemas.microsoft.com/office/drawing/2014/chartex" xmlns:cx1="http://schemas.microsoft.com/office/drawing/2015/9/8/chartex" xmlns:cx2="http://schemas.microsoft.com/office/drawing/2015/10/21/chartex" xmlns:cx3="http://schemas.microsoft.com/office/drawing/2016/5/9/chartex" xmlns:cx4="http://schemas.microsoft.com/office/drawing/2016/5/10/chartex" xmlns:cx5="http://schemas.microsoft.com/office/drawing/2016/5/11/chartex" xmlns:cx6="http://schemas.microsoft.com/office/drawing/2016/5/12/chartex" xmlns:cx7="http://schemas.microsoft.com/office/drawing/2016/5/13/chartex" xmlns:cx8="http://schemas.microsoft.com/office/drawing/2016/5/14/chartex" xmlns:mc="http://schemas.openxmlformats.org/markup-compatibility/2006" xmlns:aink="http://schemas.microsoft.com/office/drawing/2016/ink" xmlns:am3d="http://schemas.microsoft.com/office/drawing/2017/model3d" xmlns:o="urn:schemas-microsoft-com:office:office" xmlns:oel="http://schemas.microsoft.com/office/2019/extlst" xmlns:r="http://schemas.openxmlformats.org/officeDocument/2006/relationships" xmlns:m="http://schemas.openxmlformats.org/officeDocument/2006/math" xmlns:v="urn:schemas-microsoft-com:vml" xmlns:wp14="http://schemas.microsoft.com/office/word/2010/wordprocessingDrawing" xmlns:wp="http://schemas.openxmlformats.org/drawingml/2006/wordprocessingDrawing" xmlns:w10="urn:schemas-microsoft-com:office:word" xmlns:w="http://schemas.openxmlformats.org/wordprocessingml/2006/main" xmlns:w14="http://schemas.microsoft.com/office/word/2010/wordml" xmlns:w15="http://schemas.microsoft.com/office/word/2012/wordml" xmlns:w16cex="http://schemas.microsoft.com/office/word/2018/wordml/cex" xmlns:w16cid="http://schemas.microsoft.com/office/word/2016/wordml/cid" xmlns:w16="http://schemas.microsoft.com/office/word/2018/wordml" xmlns:w16sdtdh="http://schemas.microsoft.com/office/word/2020/wordml/sdtdatahash" xmlns:w16se="http://schemas.microsoft.com/office/word/2015/wordml/symex" xmlns:wpg="http://schemas.microsoft.com/office/word/2010/wordprocessingGroup" xmlns:wpi="http://schemas.microsoft.com/office/word/2010/wordprocessingInk" xmlns:wne="http://schemas.microsoft.com/office/word/2006/wordml" xmlns:wps="http://schemas.microsoft.com/office/word/2010/wordprocessingShape" mc:Ignorable="w14 w15 w16se w16cid w16 w16cex w16sdtdh wp14">
+<w:numbering xmlns:wpc="http://schemas.microsoft.com/office/word/2010/wordprocessingCanvas" xmlns:cx="http://schemas.microsoft.com/office/drawing/2014/chartex" xmlns:cx1="http://schemas.microsoft.com/office/drawing/2015/9/8/chartex" xmlns:cx2="http://schemas.microsoft.com/office/drawing/2015/10/21/chartex" xmlns:cx3="http://schemas.microsoft.com/office/drawing/2016/5/9/chartex" xmlns:cx4="http://schemas.microsoft.com/office/drawing/2016/5/10/chartex" xmlns:cx5="http://schemas.microsoft.com/office/drawing/2016/5/11/chartex" xmlns:cx6="http://schemas.microsoft.com/office/drawing/2016/5/12/chartex" xmlns:cx7="http://schemas.microsoft.com/office/drawing/2016/5/13/chartex" xmlns:cx8="http://schemas.microsoft.com/office/drawing/2016/5/14/chartex" xmlns:mc="http://schemas.openxmlformats.org/markup-compatibility/2006" xmlns:aink="http://schemas.microsoft.com/office/drawing/2016/ink" xmlns:am3d="http://schemas.microsoft.com/office/drawing/2017/model3d" xmlns:o="urn:schemas-microsoft-com:office:office" xmlns:oel="http://schemas.microsoft.com/office/2019/extlst" xmlns:r="http://schemas.openxmlformats.org/officeDocument/2006/relationships" xmlns:m="http://schemas.openxmlformats.org/officeDocument/2006/math" xmlns:v="urn:schemas-microsoft-com:vml" xmlns:wp14="http://schemas.microsoft.com/office/word/2010/wordprocessingDrawing" xmlns:wp="http://schemas.openxmlformats.org/drawingml/2006/wordprocessingDrawing" xmlns:w10="urn:schemas-microsoft-com:office:word" xmlns:w="http://schemas.openxmlformats.org/wordprocessingml/2006/main" xmlns:w14="http://schemas.microsoft.com/office/word/2010/wordml" xmlns:w15="http://schemas.microsoft.com/office/word/2012/wordml" xmlns:w16cex="http://schemas.microsoft.com/office/word/2018/wordml/cex" xmlns:w16cid="http://schemas.microsoft.com/office/word/2016/wordml/cid" xmlns:w16="http://schemas.microsoft.com/office/word/2018/wordml" xmlns:w16du="http://schemas.microsoft.com/office/word/2023/wordml/word16du" xmlns:w16sdtdh="http://schemas.microsoft.com/office/word/2020/wordml/sdtdatahash" xmlns:w16sdtfl="http://schemas.microsoft.com/office/word/2024/wordml/sdtformatlock" xmlns:w16se="http://schemas.microsoft.com/office/word/2015/wordml/symex" xmlns:wpg="http://schemas.microsoft.com/office/word/2010/wordprocessingGroup" xmlns:wpi="http://schemas.microsoft.com/office/word/2010/wordprocessingInk" xmlns:wne="http://schemas.microsoft.com/office/word/2006/wordml" xmlns:wps="http://schemas.microsoft.com/office/word/2010/wordprocessingShape" mc:Ignorable="w14 w15 w16se w16cid w16 w16cex w16sdtdh w16sdtfl w16du wp14">
   <w:abstractNum w:abstractNumId="0" w15:restartNumberingAfterBreak="0">
     <w:nsid w:val="FFFFFF7C"/>
     <w:multiLevelType w:val="singleLevel"/>
@@ -1231,7 +1277,7 @@
 </file>
 
 <file path=word/styles.xml><?xml version="1.0" encoding="utf-8"?>
-<w:styles xmlns:mc="http://schemas.openxmlformats.org/markup-compatibility/2006" xmlns:r="http://schemas.openxmlformats.org/officeDocument/2006/relationships" xmlns:w="http://schemas.openxmlformats.org/wordprocessingml/2006/main" xmlns:w14="http://schemas.microsoft.com/office/word/2010/wordml" xmlns:w15="http://schemas.microsoft.com/office/word/2012/wordml" xmlns:w16cex="http://schemas.microsoft.com/office/word/2018/wordml/cex" xmlns:w16cid="http://schemas.microsoft.com/office/word/2016/wordml/cid" xmlns:w16="http://schemas.microsoft.com/office/word/2018/wordml" xmlns:w16sdtdh="http://schemas.microsoft.com/office/word/2020/wordml/sdtdatahash" xmlns:w16se="http://schemas.microsoft.com/office/word/2015/wordml/symex" mc:Ignorable="w14 w15 w16se w16cid w16 w16cex w16sdtdh">
+<w:styles xmlns:mc="http://schemas.openxmlformats.org/markup-compatibility/2006" xmlns:r="http://schemas.openxmlformats.org/officeDocument/2006/relationships" xmlns:w="http://schemas.openxmlformats.org/wordprocessingml/2006/main" xmlns:w14="http://schemas.microsoft.com/office/word/2010/wordml" xmlns:w15="http://schemas.microsoft.com/office/word/2012/wordml" xmlns:w16cex="http://schemas.microsoft.com/office/word/2018/wordml/cex" xmlns:w16cid="http://schemas.microsoft.com/office/word/2016/wordml/cid" xmlns:w16="http://schemas.microsoft.com/office/word/2018/wordml" xmlns:w16du="http://schemas.microsoft.com/office/word/2023/wordml/word16du" xmlns:w16sdtdh="http://schemas.microsoft.com/office/word/2020/wordml/sdtdatahash" xmlns:w16sdtfl="http://schemas.microsoft.com/office/word/2024/wordml/sdtformatlock" xmlns:w16se="http://schemas.microsoft.com/office/word/2015/wordml/symex" mc:Ignorable="w14 w15 w16se w16cid w16 w16cex w16sdtdh w16sdtfl w16du">
   <w:docDefaults>
     <w:rPrDefault>
       <w:rPr>
@@ -1989,7 +2035,7 @@
     <w:link w:val="TitleChar"/>
     <w:uiPriority w:val="10"/>
     <w:qFormat/>
-    <w:rsid w:val="007106C8"/>
+    <w:rsid w:val="00E854FA"/>
     <w:pPr>
       <w:spacing w:after="300" w:line="240" w:lineRule="auto"/>
       <w:contextualSpacing/>
@@ -1999,7 +2045,7 @@
       <w:rFonts w:eastAsiaTheme="majorEastAsia" w:cstheme="majorBidi"/>
       <w:spacing w:val="5"/>
       <w:kern w:val="28"/>
-      <w:sz w:val="52"/>
+      <w:sz w:val="40"/>
       <w:szCs w:val="52"/>
       <w:lang w:val="sv-SE" w:eastAsia="en-US" w:bidi="ar-SA"/>
     </w:rPr>
@@ -2009,12 +2055,12 @@
     <w:basedOn w:val="DefaultParagraphFont"/>
     <w:link w:val="Title"/>
     <w:uiPriority w:val="10"/>
-    <w:rsid w:val="007106C8"/>
+    <w:rsid w:val="00E854FA"/>
     <w:rPr>
       <w:rFonts w:ascii="Times New Roman" w:eastAsiaTheme="majorEastAsia" w:hAnsi="Times New Roman" w:cstheme="majorBidi"/>
       <w:spacing w:val="5"/>
       <w:kern w:val="28"/>
-      <w:sz w:val="52"/>
+      <w:sz w:val="40"/>
       <w:szCs w:val="52"/>
       <w:lang w:val="sv-SE" w:eastAsia="en-US" w:bidi="ar-SA"/>
     </w:rPr>

--- a/klagomål/A 58743-2025 FSC-klagomål.docx
+++ b/klagomål/A 58743-2025 FSC-klagomål.docx
@@ -1057,7 +1057,7 @@
     <w:r>
       <w:tab/>
       <w:tab/>
-      <w:t>2026-06-18</w:t>
+      <w:t>2026-06-19</w:t>
       <w:br/>
       <w:br/>
     </w:r>

--- a/klagomål/A 58743-2025 FSC-klagomål.docx
+++ b/klagomål/A 58743-2025 FSC-klagomål.docx
@@ -1057,7 +1057,7 @@
     <w:r>
       <w:tab/>
       <w:tab/>
-      <w:t>2026-06-19</w:t>
+      <w:t>2026-06-20</w:t>
       <w:br/>
       <w:br/>
     </w:r>

--- a/klagomål/A 58743-2025 FSC-klagomål.docx
+++ b/klagomål/A 58743-2025 FSC-klagomål.docx
@@ -168,38 +168,7 @@
     </w:p>
     <w:p>
       <w:r>
-        <w:t>Detta dokument behandlar höga naturvärden i avverkningsanmälan A 58743-2025 i Jokkmokks kommun som inkom 2025-11-25 och omfattar 3,2 ha.</w:t>
-      </w:r>
-    </w:p>
-    <w:p>
-      <w:r>
-        <w:t>Nedan presenteras fynd av naturvårdsarter som gjorts i det avverkningsanmälda området, samt relevanta utdrag ur standarderna för FSC, Chain of Custody, Controlled Wood och PEFC. I BILAGA 1 finns artfakta om rödlistade arter.</w:t>
-      </w:r>
-    </w:p>
-    <w:p>
-      <w:r>
-        <w:t>Vi förväntar oss att ni återkommer med ett skriftligt svar på vårt klagomål och även beskriver vilka korrigerande åtgärder ni satt in för att rätta till identifierade brister i er efterlevnad av den svenska FSC standarden.</w:t>
-      </w:r>
-    </w:p>
-    <w:p>
-      <w:pPr>
-        <w:pStyle w:val="Heading1"/>
-      </w:pPr>
-      <w:r>
-        <w:t>Naturvårdsarter</w:t>
-      </w:r>
-    </w:p>
-    <w:p>
-      <w:r>
-        <w:t>I och inom 19 meter från avverkningsanmälan har följande 12 naturvårdsarter hittats: goliatmusseron (VU, T), jättemusseron (VU), smalfotad taggsvamp (VU), spadskinn (VU), tajgataggsvamp (VU), blå taggsvamp (NT, T), motaggsvamp (NT, T), orange taggsvamp (NT, T), svartvit taggsvamp (NT), tallriska (NT), talltaggsvamp (NT) och mindre märgborre (S, T). Av dessa är 11 rödlistade. För rödlistade arter har rödlistekategorin angivits inom parentes. Arter som är signalarter enligt Skogsstyrelsen har markerats med (S). Typiska arter inom Natura 2000 som är kopplade till skogsekosystem har markerats med (T).</w:t>
-      </w:r>
-    </w:p>
-    <w:p>
-      <w:r>
-        <w:t>De påträffade naturvårdsarterna är ett tydligt kvitto på att det rör sig om en skog med höga naturvärden.</w:t>
-      </w:r>
-      <w:r>
-        <w:t xml:space="preserve"> I Figur 1 visas fyndplatser för naturvårdsarter i området, som finns registrerade på Artportalen.</w:t>
+        <w:t>Detta klagomål behandlar höga naturvärden i avverkningsanmälan A 58743-2025 i Jokkmokks kommun som inkom 2025-11-25 och omfattar 3,2 ha.</w:t>
       </w:r>
     </w:p>
     <w:p>
@@ -247,7 +216,108 @@
         <w:spacing w:after="240"/>
       </w:pPr>
       <w:r>
-        <w:t>Figur 1. Fyndplatser för naturvårdsarter i och inom 19 meter från avverkningsanmälan (röd linje). Markörer utan svart kant är placerade på fyndplatsen. Markörer med svart kant är placerade vid sidan av fyndplatsen och har ett svart streck som visar fyndplatsens exakta position. Kartans mittpunktskoordinat är N 7365999, E 752722 i SWEREF 99 TM.</w:t>
+        <w:t>Figur 1. Fyndplatser för naturvårdsarter i och inom 19 meter från avverkningsanmälan. Markörer utan svart kant är placerade på fyndplatsen. Markörer med svart kant är placerade vid sidan av fyndplatsen har ett svart streck som visar fyndplatsens exakta position. Kartans mittpunktskoordinat är N 7365999, E 752722 i SWEREF 99 TM.</w:t>
+      </w:r>
+    </w:p>
+    <w:p>
+      <w:r>
+        <w:t>I och inom 19 meter från avverkningsanmälan finns fynd av 12 naturvårdsarter, varav 11 är rödlistade, 5 är typiska (T) och 1 är signalart (S): goliatmusseron (VU, T), jättemusseron (VU), smalfotad taggsvamp (VU), spadskinn (VU), tajgataggsvamp (VU), blå taggsvamp (NT, T), motaggsvamp (NT, T), orange taggsvamp (NT, T), svartvit taggsvamp (NT), tallriska (NT), talltaggsvamp (NT) och mindre märgborre (S, T). Se Figur 1.</w:t>
+      </w:r>
+    </w:p>
+    <w:p>
+      <w:r>
+        <w:t>Nedan presenteras relevanta utdrag ur standarderna för FSC, Chain of Custody, Controlled Wood och PEFC.</w:t>
+      </w:r>
+    </w:p>
+    <w:p>
+      <w:r>
+        <w:t>Vi förväntar oss att ni återkommer med ett skriftligt svar på vårt klagomål och även beskriver vilka korrigerande åtgärder ni satt in för att rätta till identifierade brister i er efterlevnad av den svenska FSC standarden.</w:t>
+      </w:r>
+    </w:p>
+    <w:p>
+      <w:pPr>
+        <w:pStyle w:val="Heading1"/>
+      </w:pPr>
+      <w:r>
+        <w:t>Naturvårdsarter och fridlysta arter</w:t>
+      </w:r>
+    </w:p>
+    <w:p>
+      <w:r>
+        <w:t>Nedan följer beskrivningar av de naturvårdsarter och fridlysta arter som har sina livsmiljöer och växtplatser i den avverkningsanmälda skogen. Se även ytterligare artfakta i BILAGA 1. De påträffade naturvårdsarterna är ett tydligt kvitto på att det rör sig om en skog med höga naturvärden.</w:t>
+      </w:r>
+    </w:p>
+    <w:p>
+      <w:r>
+        <w:rPr>
+          <w:b/>
+        </w:rPr>
+        <w:t>Goliatmusseron (VU)</w:t>
+      </w:r>
+      <w:r>
+        <w:t xml:space="preserve"> är en mykorrhizasvamp knuten till gammal tall på sandig eller grusig mark, främst ljusöppna torra lavtallhedar där svampen växer bland renlavar och lingon. Mager, sandig och brandpräglad tallskog med lång trädkontinuitet bör undantas från trakthyggesbruk och inte kalavverkas. Goliatmusseron är placerad högst upp i Skogsstyrelsens värdepyramid för bedömning av skog med höga naturvärden och den är globalt rödlistad som sårbar (VU) vilket innebär att Sverige har ett internationellt ansvar för arten. Goliatmusseron är typisk art för </w:t>
+      </w:r>
+      <w:r>
+        <w:rPr>
+          <w:i/>
+        </w:rPr>
+        <w:t>9010 Taiga</w:t>
+      </w:r>
+      <w:r>
+        <w:t xml:space="preserve"> (SLU Artdatabanken, 2024; Nitare &amp; Skogsstyrelsen, 2019; IUCN, 2020).</w:t>
+      </w:r>
+    </w:p>
+    <w:p>
+      <w:r>
+        <w:rPr>
+          <w:b/>
+        </w:rPr>
+        <w:t>Jättemusseron (VU)</w:t>
+      </w:r>
+      <w:r>
+        <w:t xml:space="preserve"> bildar mykorrhiza med tall, i äldre lavtallskog och hällmarkstallskog. Den visar på såväl sandtallskogar som hällmarkstallskogar med långvarig tallkontinuitet och svampen är sannolikt en kvarleva (relikt) på sina samtliga växtplatser. Arten är placerad högst upp i Skogsstyrelsens värdepyramid för bedömning av skog med höga naturvärden och slutavverkning bör tills vidare undvikas i skogsbestånd där arten är känd. Jättemusseron är globalt rödlistad som sårbar (VU) och Sverige och Norge har sannolikt merparten av den europeiska populationen och därmed ett särskilt ansvar för dess bevarande (IUCN, 2025; SLU Artdatabanken, 2024; Nitare &amp; Skogsstyrelsen, 2019).</w:t>
+      </w:r>
+    </w:p>
+    <w:p>
+      <w:r>
+        <w:rPr>
+          <w:b/>
+        </w:rPr>
+        <w:t>Smalfotad taggsvamp (VU)</w:t>
+      </w:r>
+      <w:r>
+        <w:t>, rödlistad som sårbar, växer på marken under lågor eller fallna stubbar i brandpräglad torr tallskog med lång kontinuitet. Arten är starkt associerad till kolad ved från tallar som sannolikt varit med om flera historiska skogsbränder. Detta är en process som kan ta många hundra år och det tar således mycket lång tid att återskapa lämpliga substrat. Smalfotad taggsvamp är placerad i toppen av Skogsstyrelsens värdepyramid för bedömning av skog med höga naturvärden samt globalt rödlistad som sårbar (VU) vilket innebär att Sverige har ett internationellt ansvar för arten (IUCN Redlist, 2024; Nitare &amp; Skogsstyrelsen, 2019; SLU Artdatabanken, 2024).</w:t>
+      </w:r>
+    </w:p>
+    <w:p>
+      <w:r>
+        <w:rPr>
+          <w:b/>
+        </w:rPr>
+        <w:t>Spadskinn (VU)</w:t>
+      </w:r>
+      <w:r>
+        <w:t xml:space="preserve"> är knuten till tallskogar med höga naturvärden och artens potentiella miljöer har minskat kraftigt och fortsätter att minska eftersom äldre sandtallskogar avverkas. Mykorrhiza-arter och andra marklevande svampar påverkas starkt negativt av slutavverkning då alla träd avlägsnas. Spadskinn är globalt rödlistad som sårbar (VU) vilket innebär att Sverige har ett internationellt ansvar för arten. Fler områden där arten förekommer behöver skyddas (SLU Artdatabanken, 2024; Nitare &amp; Skogsstyrelsen, 2019; IUCN, 2019).</w:t>
+      </w:r>
+    </w:p>
+    <w:p>
+      <w:r>
+        <w:rPr>
+          <w:b/>
+        </w:rPr>
+        <w:t xml:space="preserve">Tajgataggsvamp (VU) </w:t>
+      </w:r>
+      <w:r>
+        <w:t xml:space="preserve">är en sällsynt art som bildar mykorrhiza med tall och växer på marken under gamla tallågor, stubbar och även grenar av tall i brandpräglad torr tallskog på mager sandig mark med lång kontinuitet. Den är placerad högst upp i Skogsstyrelsens värdepyramid för bedömning av skog med höga naturvärden och flertalet växtplatser bör skyddas långsiktigt genom att öka arealen skyddad, brandpräglad, mager tallskog med trädkontinuitet. Troligtvis sammanblandas arten då och då med svartvit taggsvamp </w:t>
+      </w:r>
+      <w:r>
+        <w:rPr>
+          <w:i/>
+        </w:rPr>
+        <w:t>Phellodon connatus</w:t>
+      </w:r>
+      <w:r>
+        <w:t xml:space="preserve"> som vid DNA-undersökningar visat sig ha flera olika former. Tajgataggsvamp är globalt rödlistad som sårbar (VU) vilket innebär att Sverige har ett internationellt ansvar för arten (IUCN, 2025; SLU Artdatabanken, 2024; Nitare &amp; Skogsstyrelsen, 2019).</w:t>
       </w:r>
     </w:p>
     <w:p>
@@ -275,10 +345,10 @@
         <w:rPr>
           <w:b/>
         </w:rPr>
-        <w:t>Goliatmusseron (VU)</w:t>
-      </w:r>
-      <w:r>
-        <w:t xml:space="preserve"> är en mykorrhizasvamp knuten till gammal tall på sandig eller grusig mark, främst ljusöppna torra lavtallhedar där svampen växer bland renlavar och lingon. Mager, sandig och brandpräglad tallskog med lång trädkontinuitet bör undantas från trakthyggesbruk och inte kalavverkas. Goliatmusseron är placerad högst upp i Skogsstyrelsens värdepyramid för bedömning av skog med höga naturvärden och den är globalt rödlistad som sårbar (VU) vilket innebär att Sverige har ett internationellt ansvar för arten. Goliatmusseron är typisk art för </w:t>
+        <w:t xml:space="preserve">Motaggsvamp (NT) </w:t>
+      </w:r>
+      <w:r>
+        <w:t xml:space="preserve">bildar mykorrhiza med tall i tallskog och hittas huvudsakligen i äldre, glesare skogsbestånd och hällmarksimpediment. Arten hotas främst av skogsavverkning och tycks försvinna efter slutavverkning, markberedning och plantering. Motaggsvamp är typisk art för </w:t>
       </w:r>
       <w:r>
         <w:rPr>
@@ -287,7 +357,7 @@
         <w:t>9010 Taiga</w:t>
       </w:r>
       <w:r>
-        <w:t xml:space="preserve"> (SLU Artdatabanken, 2024; Nitare &amp; Skogsstyrelsen, 2019; IUCN, 2020).</w:t>
+        <w:t xml:space="preserve"> (SLU Artdatabanken, 2024).</w:t>
       </w:r>
     </w:p>
     <w:p>
@@ -295,10 +365,52 @@
         <w:rPr>
           <w:b/>
         </w:rPr>
-        <w:t>Jättemusseron (VU)</w:t>
-      </w:r>
-      <w:r>
-        <w:t xml:space="preserve"> bildar mykorrhiza med tall, i äldre lavtallskog och hällmarkstallskog. Den visar på såväl sandtallskogar som hällmarkstallskogar med långvarig tallkontinuitet och svampen är sannolikt en kvarleva (relikt) på sina samtliga växtplatser. Arten är placerad högst upp i Skogsstyrelsens värdepyramid för bedömning av skog med höga naturvärden och slutavverkning bör tills vidare undvikas i skogsbestånd där arten är känd. Jättemusseron är globalt rödlistad som sårbar (VU) och Sverige och Norge har sannolikt merparten av den europeiska populationen och därmed ett särskilt ansvar för dess bevarande (IUCN, 2025; SLU Artdatabanken, 2024; Nitare &amp; Skogsstyrelsen, 2019).</w:t>
+        <w:t xml:space="preserve">Orange taggsvamp (NT) </w:t>
+      </w:r>
+      <w:r>
+        <w:t xml:space="preserve">bildar mykorrhiza med både gran och tall och den förekommer främst i äldre barrskogar med kontinuitetsskogskaraktär. Mest frekvent är den i äldre mossrik granskog, men då bara i skogar inom granens naturliga utbredningsområde och i bestånd med långvarig grankontinuitet. Den totala populationen i landet bedöms ha minskat kraftigt och fortsatt kommer att minska då arten är knuten till en produktiv skogsmiljö som successivt avverkas. Arten hotas främst av skogsavverkning och tycks försvinna efter slutavverkning, markberedning och plantering och det är inte känt att arten har återkommit i anlagd skog på tidigare kalmark. Orange taggsvamp är typisk art för </w:t>
+      </w:r>
+      <w:r>
+        <w:rPr>
+          <w:i/>
+        </w:rPr>
+        <w:t>9010 Taiga</w:t>
+      </w:r>
+      <w:r>
+        <w:t xml:space="preserve"> (SLU Artdatabanken, 2024).</w:t>
+      </w:r>
+    </w:p>
+    <w:p>
+      <w:r>
+        <w:rPr>
+          <w:b/>
+        </w:rPr>
+        <w:t xml:space="preserve">Svartvit taggsvamp (NT) </w:t>
+      </w:r>
+      <w:r>
+        <w:t>bildar mykorrhiza med tall, troligen även med gran. Den växer huvudsakligen i äldre, naturligt uppkommen skog på torr eller frisk mark och förekommer såväl på tallhedar som i mossig barrblandskog. Flera olika former har påträffats vid DNA-undersökningar av europeiskt material och det är oklart hur många former som finns i värd land. Kalavverkning av äldre skog är ett reellt hot, liksom maskinell markberedning och minskad andel självföryngring. Lokaler som fortfarande håller svampen behöver säkerställas (SLU Artdatabanken, 2024; Nitare &amp; Skogsstyrelsen, 2019).</w:t>
+      </w:r>
+    </w:p>
+    <w:p>
+      <w:r>
+        <w:rPr>
+          <w:b/>
+        </w:rPr>
+        <w:t>Tallriska (NT)</w:t>
+      </w:r>
+      <w:r>
+        <w:t xml:space="preserve"> bildar mykorrhiza med tall och växer i äldre, mager och torr tallskog med lång trädkontinuitet, såsom tallhedar och sandtallskogar. Arten hotas huvudsakligen av avverkning av äldre tallskogar och på kända lokaler bör slutavverkning, markberedning och gödsling undvikas (SLU Artdatabanken, 2024).</w:t>
+      </w:r>
+    </w:p>
+    <w:p>
+      <w:r>
+        <w:rPr>
+          <w:b/>
+        </w:rPr>
+        <w:t xml:space="preserve">Talltaggsvamp (NT) </w:t>
+      </w:r>
+      <w:r>
+        <w:t>förekommer främst i tallnaturskogar eller tallskogar av kontinuitetsskogskaraktär där den bildar mykorrhiza med tall. Särskilt frekvent är den i sandtallskogar med inslag av gamla träd, t.ex. på grusåsar, stränder och sandhedar. Arten hotas främst av skogsavverkning och tycks försvinna efter slutavverkning, markberedning och plantering. Talltaggsvamp är globalt rödlistad som nära hotad (NT) vilket innebär att Sverige har ett internationellt ansvar för arten (IUCN, 2025; SLU Artdatabanken, 2024).</w:t>
       </w:r>
     </w:p>
     <w:p>
@@ -328,121 +440,6 @@
       </w:r>
       <w:r>
         <w:t xml:space="preserve"> (SLU Artdatabanken, 2026; Pettersson, 2014; Hedgren, 2012; Gunnarsson m fl., 1999).</w:t>
-      </w:r>
-    </w:p>
-    <w:p>
-      <w:r>
-        <w:rPr>
-          <w:b/>
-        </w:rPr>
-        <w:t xml:space="preserve">Motaggsvamp (NT) </w:t>
-      </w:r>
-      <w:r>
-        <w:t xml:space="preserve">bildar mykorrhiza med tall i tallskog och hittas huvudsakligen i äldre, glesare skogsbestånd och hällmarksimpediment. Arten hotas främst av skogsavverkning och tycks försvinna efter slutavverkning, markberedning och plantering. Motaggsvamp är typisk art för </w:t>
-      </w:r>
-      <w:r>
-        <w:rPr>
-          <w:i/>
-        </w:rPr>
-        <w:t>9010 Taiga</w:t>
-      </w:r>
-      <w:r>
-        <w:t xml:space="preserve"> (SLU Artdatabanken, 2024).</w:t>
-      </w:r>
-    </w:p>
-    <w:p>
-      <w:r>
-        <w:rPr>
-          <w:b/>
-        </w:rPr>
-        <w:t xml:space="preserve">Orange taggsvamp (NT) </w:t>
-      </w:r>
-      <w:r>
-        <w:t xml:space="preserve">bildar mykorrhiza med både gran och tall och den förekommer främst i äldre barrskogar med kontinuitetsskogskaraktär. Mest frekvent är den i äldre mossrik granskog, men då bara i skogar inom granens naturliga utbredningsområde och i bestånd med långvarig grankontinuitet. Den totala populationen i landet bedöms ha minskat kraftigt och fortsatt kommer att minska då arten är knuten till en produktiv skogsmiljö som successivt avverkas. Arten hotas främst av skogsavverkning och tycks försvinna efter slutavverkning, markberedning och plantering och det är inte känt att arten har återkommit i anlagd skog på tidigare kalmark. Orange taggsvamp är typisk art för </w:t>
-      </w:r>
-      <w:r>
-        <w:rPr>
-          <w:i/>
-        </w:rPr>
-        <w:t>9010 Taiga</w:t>
-      </w:r>
-      <w:r>
-        <w:t xml:space="preserve"> (SLU Artdatabanken, 2024).</w:t>
-      </w:r>
-    </w:p>
-    <w:p>
-      <w:r>
-        <w:rPr>
-          <w:b/>
-        </w:rPr>
-        <w:t>Smalfotad taggsvamp (VU)</w:t>
-      </w:r>
-      <w:r>
-        <w:t>, rödlistad som sårbar, växer på marken under lågor eller fallna stubbar i brandpräglad torr tallskog med lång kontinuitet. Arten är starkt associerad till kolad ved från tallar som sannolikt varit med om flera historiska skogsbränder. Detta är en process som kan ta många hundra år och det tar således mycket lång tid att återskapa lämpliga substrat. Smalfotad taggsvamp är placerad i toppen av Skogsstyrelsens värdepyramid för bedömning av skog med höga naturvärden samt globalt rödlistad som sårbar (VU) vilket innebär att Sverige har ett internationellt ansvar för arten (IUCN Redlist, 2024; Nitare &amp; Skogsstyrelsen, 2019; SLU Artdatabanken, 2024).</w:t>
-      </w:r>
-    </w:p>
-    <w:p>
-      <w:r>
-        <w:rPr>
-          <w:b/>
-        </w:rPr>
-        <w:t>Spadskinn (VU)</w:t>
-      </w:r>
-      <w:r>
-        <w:t xml:space="preserve"> är knuten till tallskogar med höga naturvärden och artens potentiella miljöer har minskat kraftigt och fortsätter att minska eftersom äldre sandtallskogar avverkas. Mykorrhiza-arter och andra marklevande svampar påverkas starkt negativt av slutavverkning då alla träd avlägsnas. Spadskinn är globalt rödlistad som sårbar (VU) vilket innebär att Sverige har ett internationellt ansvar för arten. Fler områden där arten förekommer behöver skyddas (SLU Artdatabanken, 2024; Nitare &amp; Skogsstyrelsen, 2019; IUCN, 2019).</w:t>
-      </w:r>
-    </w:p>
-    <w:p>
-      <w:r>
-        <w:rPr>
-          <w:b/>
-        </w:rPr>
-        <w:t xml:space="preserve">Svartvit taggsvamp (NT) </w:t>
-      </w:r>
-      <w:r>
-        <w:t>bildar mykorrhiza med tall, troligen även med gran. Den växer huvudsakligen i äldre, naturligt uppkommen skog på torr eller frisk mark och förekommer såväl på tallhedar som i mossig barrblandskog. Flera olika former har påträffats vid DNA-undersökningar av europeiskt material och det är oklart hur många former som finns i värd land. Kalavverkning av äldre skog är ett reellt hot, liksom maskinell markberedning och minskad andel självföryngring. Lokaler som fortfarande håller svampen behöver säkerställas (SLU Artdatabanken, 2024; Nitare &amp; Skogsstyrelsen, 2019).</w:t>
-      </w:r>
-    </w:p>
-    <w:p>
-      <w:r>
-        <w:rPr>
-          <w:b/>
-        </w:rPr>
-        <w:t xml:space="preserve">Tajgataggsvamp (VU) </w:t>
-      </w:r>
-      <w:r>
-        <w:t xml:space="preserve">är en sällsynt art som bildar mykorrhiza med tall och växer på marken under gamla tallågor, stubbar och även grenar av tall i brandpräglad torr tallskog på mager sandig mark med lång kontinuitet. Den är placerad högst upp i Skogsstyrelsens värdepyramid för bedömning av skog med höga naturvärden och flertalet växtplatser bör skyddas långsiktigt genom att öka arealen skyddad, brandpräglad, mager tallskog med trädkontinuitet. Troligtvis sammanblandas arten då och då med svartvit taggsvamp </w:t>
-      </w:r>
-      <w:r>
-        <w:rPr>
-          <w:i/>
-        </w:rPr>
-        <w:t>Phellodon connatus</w:t>
-      </w:r>
-      <w:r>
-        <w:t xml:space="preserve"> som vid DNA-undersökningar visat sig ha flera olika former. Tajgataggsvamp är globalt rödlistad som sårbar (VU) vilket innebär att Sverige har ett internationellt ansvar för arten (IUCN, 2025; SLU Artdatabanken, 2024; Nitare &amp; Skogsstyrelsen, 2019).</w:t>
-      </w:r>
-    </w:p>
-    <w:p>
-      <w:r>
-        <w:rPr>
-          <w:b/>
-        </w:rPr>
-        <w:t>Tallriska (NT)</w:t>
-      </w:r>
-      <w:r>
-        <w:t xml:space="preserve"> bildar mykorrhiza med tall och växer i äldre, mager och torr tallskog med lång trädkontinuitet, såsom tallhedar och sandtallskogar. Arten hotas huvudsakligen av avverkning av äldre tallskogar och på kända lokaler bör slutavverkning, markberedning och gödsling undvikas (SLU Artdatabanken, 2024).</w:t>
-      </w:r>
-    </w:p>
-    <w:p>
-      <w:r>
-        <w:rPr>
-          <w:b/>
-        </w:rPr>
-        <w:t xml:space="preserve">Talltaggsvamp (NT) </w:t>
-      </w:r>
-      <w:r>
-        <w:t>förekommer främst i tallnaturskogar eller tallskogar av kontinuitetsskogskaraktär där den bildar mykorrhiza med tall. Särskilt frekvent är den i sandtallskogar med inslag av gamla träd, t.ex. på grusåsar, stränder och sandhedar. Arten hotas främst av skogsavverkning och tycks försvinna efter slutavverkning, markberedning och plantering. Talltaggsvamp är globalt rödlistad som nära hotad (NT) vilket innebär att Sverige har ett internationellt ansvar för arten (IUCN, 2025; SLU Artdatabanken, 2024).</w:t>
       </w:r>
     </w:p>
     <w:p>
@@ -1057,7 +1054,7 @@
     <w:r>
       <w:tab/>
       <w:tab/>
-      <w:t>2026-06-20</w:t>
+      <w:t>2026-06-21</w:t>
       <w:br/>
       <w:br/>
     </w:r>

--- a/klagomål/A 58743-2025 FSC-klagomål.docx
+++ b/klagomål/A 58743-2025 FSC-klagomål.docx
@@ -1054,7 +1054,7 @@
     <w:r>
       <w:tab/>
       <w:tab/>
-      <w:t>2026-06-21</w:t>
+      <w:t>2026-06-22</w:t>
       <w:br/>
       <w:br/>
     </w:r>

--- a/klagomål/A 58743-2025 FSC-klagomål.docx
+++ b/klagomål/A 58743-2025 FSC-klagomål.docx
@@ -1054,7 +1054,7 @@
     <w:r>
       <w:tab/>
       <w:tab/>
-      <w:t>2026-06-22</w:t>
+      <w:t>2026-06-23</w:t>
       <w:br/>
       <w:br/>
     </w:r>

--- a/klagomål/A 58743-2025 FSC-klagomål.docx
+++ b/klagomål/A 58743-2025 FSC-klagomål.docx
@@ -1054,7 +1054,7 @@
     <w:r>
       <w:tab/>
       <w:tab/>
-      <w:t>2026-06-23</w:t>
+      <w:t>2026-06-24</w:t>
       <w:br/>
       <w:br/>
     </w:r>
